--- a/dam-backend/app/templates/dam_patrol_daily_report_template.docx
+++ b/dam-backend/app/templates/dam_patrol_daily_report_template.docx
@@ -4,95 +4,1138 @@
   <w:body>
     <w:p>
       <w:pPr>
+        <w:spacing w:before="0" w:after="560" w:line="276" w:lineRule="auto"/>
+        <w:jc w:val="left"/>
+      </w:pPr>
+      <w:r>
+        <w:drawing>
+          <wp:inline xmlns:a="http://schemas.openxmlformats.org/drawingml/2006/main" xmlns:pic="http://schemas.openxmlformats.org/drawingml/2006/picture">
+            <wp:extent cx="1872000" cy="781200"/>
+            <wp:docPr id="1" name="Picture 1"/>
+            <wp:cNvGraphicFramePr>
+              <a:graphicFrameLocks noChangeAspect="1"/>
+            </wp:cNvGraphicFramePr>
+            <a:graphic>
+              <a:graphicData uri="http://schemas.openxmlformats.org/drawingml/2006/picture">
+                <pic:pic>
+                  <pic:nvPicPr>
+                    <pic:cNvPr id="0" name="report_logo.png"/>
+                    <pic:cNvPicPr/>
+                  </pic:nvPicPr>
+                  <pic:blipFill>
+                    <a:blip r:embed="rId9"/>
+                    <a:stretch>
+                      <a:fillRect/>
+                    </a:stretch>
+                  </pic:blipFill>
+                  <pic:spPr>
+                    <a:xfrm>
+                      <a:off x="0" y="0"/>
+                      <a:ext cx="1872000" cy="781200"/>
+                    </a:xfrm>
+                    <a:prstGeom prst="rect"/>
+                  </pic:spPr>
+                </pic:pic>
+              </a:graphicData>
+            </a:graphic>
+          </wp:inline>
+        </w:drawing>
+      </w:r>
+    </w:p>
+    <w:p>
+      <w:pPr>
+        <w:spacing w:before="0" w:after="160" w:line="276" w:lineRule="auto"/>
         <w:jc w:val="center"/>
       </w:pPr>
       <w:r>
         <w:rPr>
+          <w:rFonts w:ascii="Noto Serif CJK SC" w:hAnsi="Noto Serif CJK SC" w:eastAsia="Noto Serif CJK SC"/>
+          <w:color w:val="0B4F8A"/>
+          <w:sz w:val="48"/>
+          <w:lang w:val="zh-CN" w:eastAsia="zh-CN"/>
           <w:b/>
-          <w:sz w:val="44"/>
+          <w:noProof/>
         </w:rPr>
-        <w:t>坝区安全智能巡查日报</w:t>
+        <w:t>大藤峡工程空地联动每日巡检报告</w:t>
       </w:r>
     </w:p>
     <w:p>
       <w:pPr>
+        <w:spacing w:before="0" w:after="360" w:line="276" w:lineRule="auto"/>
+        <w:jc w:val="center"/>
+        <w:pBdr>
+          <w:bottom w:val="single" w:sz="16" w:color="0B4F8A" w:space="2"/>
+        </w:pBdr>
+      </w:pPr>
+    </w:p>
+    <w:p>
+      <w:pPr>
+        <w:spacing w:before="0" w:after="440" w:line="276" w:lineRule="auto"/>
         <w:jc w:val="center"/>
       </w:pPr>
       <w:r>
-        <w:t>报告日期：{{ report_date }}    生成时间：{{ generated_at }}</w:t>
-      </w:r>
-    </w:p>
-    <w:p>
-      <w:pPr>
-        <w:pStyle w:val="Heading1"/>
-        <w:jc w:val="left"/>
-      </w:pPr>
-      <w:r>
-        <w:t>一、巡查概况</w:t>
+        <w:drawing>
+          <wp:inline xmlns:a="http://schemas.openxmlformats.org/drawingml/2006/main" xmlns:pic="http://schemas.openxmlformats.org/drawingml/2006/picture">
+            <wp:extent cx="5976000" cy="3096000"/>
+            <wp:docPr id="2" name="Picture 2"/>
+            <wp:cNvGraphicFramePr>
+              <a:graphicFrameLocks noChangeAspect="1"/>
+            </wp:cNvGraphicFramePr>
+            <a:graphic>
+              <a:graphicData uri="http://schemas.openxmlformats.org/drawingml/2006/picture">
+                <pic:pic>
+                  <pic:nvPicPr>
+                    <pic:cNvPr id="0" name="report_cover_photo.png"/>
+                    <pic:cNvPicPr/>
+                  </pic:nvPicPr>
+                  <pic:blipFill>
+                    <a:blip r:embed="rId10"/>
+                    <a:stretch>
+                      <a:fillRect/>
+                    </a:stretch>
+                  </pic:blipFill>
+                  <pic:spPr>
+                    <a:xfrm>
+                      <a:off x="0" y="0"/>
+                      <a:ext cx="5976000" cy="3096000"/>
+                    </a:xfrm>
+                    <a:prstGeom prst="rect"/>
+                  </pic:spPr>
+                </pic:pic>
+              </a:graphicData>
+            </a:graphic>
+          </wp:inline>
+        </w:drawing>
       </w:r>
     </w:p>
     <w:tbl>
       <w:tblPr>
-        <w:tblStyle w:val="TableGrid"/>
         <w:tblW w:type="auto" w:w="0"/>
+        <w:jc w:val="center"/>
         <w:tblLook w:firstColumn="1" w:firstRow="1" w:lastColumn="0" w:lastRow="0" w:noHBand="0" w:noVBand="1" w:val="04A0"/>
       </w:tblPr>
       <w:tblGrid>
-        <w:gridCol w:w="2160"/>
-        <w:gridCol w:w="2160"/>
-        <w:gridCol w:w="2160"/>
-        <w:gridCol w:w="2160"/>
+        <w:gridCol w:w="4819"/>
+        <w:gridCol w:w="4819"/>
       </w:tblGrid>
       <w:tr>
         <w:tc>
           <w:tcPr>
-            <w:tcW w:type="dxa" w:w="2160"/>
+            <w:tcW w:type="dxa" w:w="4819"/>
+            <w:tcBorders>
+              <w:top w:val="single" w:sz="10" w:color="0B4F8A"/>
+              <w:bottom w:val="nil"/>
+              <w:start w:val="nil"/>
+              <w:end w:val="nil"/>
+            </w:tcBorders>
+            <w:tcMar>
+              <w:top w:w="130" w:type="dxa"/>
+              <w:start w:w="150" w:type="dxa"/>
+              <w:bottom w:w="130" w:type="dxa"/>
+              <w:end w:w="150" w:type="dxa"/>
+            </w:tcMar>
           </w:tcPr>
           <w:p>
+            <w:pPr>
+              <w:spacing w:before="0" w:after="0" w:line="276" w:lineRule="auto"/>
+              <w:jc w:val="left"/>
+            </w:pPr>
             <w:r>
               <w:rPr>
-                <w:sz w:val="18"/>
+                <w:rFonts w:ascii="Noto Sans CJK SC" w:hAnsi="Noto Sans CJK SC" w:eastAsia="Noto Sans CJK SC"/>
+                <w:color w:val="64748B"/>
+                <w:sz w:val="16"/>
+                <w:lang w:val="zh-CN" w:eastAsia="zh-CN"/>
+                <w:b w:val="0"/>
+                <w:noProof/>
               </w:rPr>
-              <w:t>今日事件总数</w:t>
+              <w:t>报告日期</w:t>
+              <w:br/>
+            </w:r>
+            <w:r>
+              <w:rPr>
+                <w:rFonts w:ascii="Noto Serif CJK SC" w:hAnsi="Noto Serif CJK SC" w:eastAsia="Noto Serif CJK SC"/>
+                <w:color w:val="0B4F8A"/>
+                <w:sz w:val="28"/>
+                <w:lang w:val="zh-CN" w:eastAsia="zh-CN"/>
+                <w:b/>
+                <w:noProof/>
+              </w:rPr>
+              <w:t>{{ report_date_cn | default('YYYY 年 MM 月 DD 日') }}</w:t>
             </w:r>
           </w:p>
         </w:tc>
         <w:tc>
           <w:tcPr>
-            <w:tcW w:type="dxa" w:w="2160"/>
+            <w:tcW w:type="dxa" w:w="4819"/>
+            <w:tcBorders>
+              <w:top w:val="single" w:sz="10" w:color="0B4F8A"/>
+              <w:bottom w:val="nil"/>
+              <w:start w:val="nil"/>
+              <w:end w:val="nil"/>
+            </w:tcBorders>
+            <w:tcMar>
+              <w:top w:w="130" w:type="dxa"/>
+              <w:start w:w="150" w:type="dxa"/>
+              <w:bottom w:w="130" w:type="dxa"/>
+              <w:end w:w="150" w:type="dxa"/>
+            </w:tcMar>
           </w:tcPr>
           <w:p>
+            <w:pPr>
+              <w:spacing w:before="0" w:after="0" w:line="276" w:lineRule="auto"/>
+              <w:jc w:val="right"/>
+            </w:pPr>
             <w:r>
               <w:rPr>
-                <w:sz w:val="18"/>
+                <w:rFonts w:ascii="Noto Sans CJK SC" w:hAnsi="Noto Sans CJK SC" w:eastAsia="Noto Sans CJK SC"/>
+                <w:color w:val="64748B"/>
+                <w:sz w:val="16"/>
+                <w:lang w:val="zh-CN" w:eastAsia="zh-CN"/>
+                <w:b w:val="0"/>
+                <w:noProof/>
               </w:rPr>
-              <w:t>{{ stats.total_events }}</w:t>
+              <w:t>文档编号</w:t>
+              <w:br/>
+            </w:r>
+            <w:r>
+              <w:rPr>
+                <w:rFonts w:ascii="Noto Sans CJK SC" w:hAnsi="Noto Sans CJK SC" w:eastAsia="Noto Sans CJK SC"/>
+                <w:color w:val="243447"/>
+                <w:sz w:val="20"/>
+                <w:lang w:val="zh-CN" w:eastAsia="zh-CN"/>
+                <w:b/>
+                <w:noProof/>
+              </w:rPr>
+              <w:t>DX-XJRB-{{ report_date_compact | default('YYYYMMDD') }}</w:t>
+            </w:r>
+          </w:p>
+        </w:tc>
+      </w:tr>
+    </w:tbl>
+    <w:p>
+      <w:r>
+        <w:br w:type="page"/>
+      </w:r>
+    </w:p>
+    <w:p>
+      <w:pPr>
+        <w:spacing w:before="0" w:after="140" w:line="276" w:lineRule="auto"/>
+      </w:pPr>
+      <w:r>
+        <w:rPr>
+          <w:rFonts w:ascii="Noto Serif CJK SC" w:hAnsi="Noto Serif CJK SC" w:eastAsia="Noto Serif CJK SC"/>
+          <w:color w:val="0B4F8A"/>
+          <w:sz w:val="40"/>
+          <w:lang w:val="zh-CN" w:eastAsia="zh-CN"/>
+          <w:b/>
+          <w:noProof/>
+        </w:rPr>
+        <w:t>目录</w:t>
+      </w:r>
+    </w:p>
+    <w:p>
+      <w:pPr>
+        <w:spacing w:before="0" w:after="480" w:line="276" w:lineRule="auto"/>
+      </w:pPr>
+      <w:r>
+        <w:rPr>
+          <w:rFonts w:ascii="Noto Sans CJK SC" w:hAnsi="Noto Sans CJK SC" w:eastAsia="Noto Sans CJK SC"/>
+          <w:color w:val="64748B"/>
+          <w:sz w:val="16"/>
+          <w:lang w:val="zh-CN" w:eastAsia="zh-CN"/>
+          <w:b/>
+          <w:noProof/>
+        </w:rPr>
+        <w:t>CONTENTS</w:t>
+      </w:r>
+    </w:p>
+    <w:p>
+      <w:pPr>
+        <w:tabs>
+          <w:tab w:pos="1020" w:val="left"/>
+          <w:tab w:pos="9524" w:val="right" w:leader="dot"/>
+        </w:tabs>
+        <w:spacing w:before="0" w:after="340" w:line="276" w:lineRule="auto"/>
+      </w:pPr>
+      <w:r>
+        <w:rPr>
+          <w:rFonts w:ascii="Noto Serif CJK SC" w:hAnsi="Noto Serif CJK SC" w:eastAsia="Noto Serif CJK SC"/>
+          <w:color w:val="0B4F8A"/>
+          <w:sz w:val="24"/>
+          <w:lang w:val="zh-CN" w:eastAsia="zh-CN"/>
+          <w:b/>
+          <w:noProof/>
+        </w:rPr>
+        <w:t>01</w:t>
+      </w:r>
+      <w:r>
+        <w:rPr>
+          <w:rFonts w:ascii="Noto Serif CJK SC" w:hAnsi="Noto Serif CJK SC" w:eastAsia="Noto Serif CJK SC"/>
+          <w:color w:val="243447"/>
+          <w:sz w:val="23"/>
+          <w:lang w:val="zh-CN" w:eastAsia="zh-CN"/>
+          <w:b w:val="0"/>
+          <w:noProof/>
+        </w:rPr>
+        <w:tab/>
+        <w:t>当日风险统计</w:t>
+        <w:tab/>
+      </w:r>
+      <w:r>
+        <w:rPr>
+          <w:rFonts w:ascii="Noto Serif CJK SC" w:hAnsi="Noto Serif CJK SC" w:eastAsia="Noto Serif CJK SC"/>
+          <w:color w:val="0B4F8A"/>
+          <w:sz w:val="23"/>
+          <w:lang w:val="zh-CN" w:eastAsia="zh-CN"/>
+          <w:b w:val="0"/>
+          <w:noProof/>
+        </w:rPr>
+        <w:t>1</w:t>
+      </w:r>
+    </w:p>
+    <w:p>
+      <w:pPr>
+        <w:tabs>
+          <w:tab w:pos="1020" w:val="left"/>
+          <w:tab w:pos="9524" w:val="right" w:leader="dot"/>
+        </w:tabs>
+        <w:spacing w:before="0" w:after="340" w:line="276" w:lineRule="auto"/>
+      </w:pPr>
+      <w:r>
+        <w:rPr>
+          <w:rFonts w:ascii="Noto Serif CJK SC" w:hAnsi="Noto Serif CJK SC" w:eastAsia="Noto Serif CJK SC"/>
+          <w:color w:val="0B4F8A"/>
+          <w:sz w:val="24"/>
+          <w:lang w:val="zh-CN" w:eastAsia="zh-CN"/>
+          <w:b/>
+          <w:noProof/>
+        </w:rPr>
+        <w:t>02</w:t>
+      </w:r>
+      <w:r>
+        <w:rPr>
+          <w:rFonts w:ascii="Noto Serif CJK SC" w:hAnsi="Noto Serif CJK SC" w:eastAsia="Noto Serif CJK SC"/>
+          <w:color w:val="243447"/>
+          <w:sz w:val="23"/>
+          <w:lang w:val="zh-CN" w:eastAsia="zh-CN"/>
+          <w:b w:val="0"/>
+          <w:noProof/>
+        </w:rPr>
+        <w:tab/>
+        <w:t>高风险事件</w:t>
+        <w:tab/>
+      </w:r>
+      <w:r>
+        <w:rPr>
+          <w:rFonts w:ascii="Noto Serif CJK SC" w:hAnsi="Noto Serif CJK SC" w:eastAsia="Noto Serif CJK SC"/>
+          <w:color w:val="0B4F8A"/>
+          <w:sz w:val="23"/>
+          <w:lang w:val="zh-CN" w:eastAsia="zh-CN"/>
+          <w:b w:val="0"/>
+          <w:noProof/>
+        </w:rPr>
+        <w:t>2</w:t>
+      </w:r>
+    </w:p>
+    <w:p>
+      <w:pPr>
+        <w:tabs>
+          <w:tab w:pos="1020" w:val="left"/>
+          <w:tab w:pos="9524" w:val="right" w:leader="dot"/>
+        </w:tabs>
+        <w:spacing w:before="0" w:after="340" w:line="276" w:lineRule="auto"/>
+      </w:pPr>
+      <w:r>
+        <w:rPr>
+          <w:rFonts w:ascii="Noto Serif CJK SC" w:hAnsi="Noto Serif CJK SC" w:eastAsia="Noto Serif CJK SC"/>
+          <w:color w:val="0B4F8A"/>
+          <w:sz w:val="24"/>
+          <w:lang w:val="zh-CN" w:eastAsia="zh-CN"/>
+          <w:b/>
+          <w:noProof/>
+        </w:rPr>
+        <w:t>03</w:t>
+      </w:r>
+      <w:r>
+        <w:rPr>
+          <w:rFonts w:ascii="Noto Serif CJK SC" w:hAnsi="Noto Serif CJK SC" w:eastAsia="Noto Serif CJK SC"/>
+          <w:color w:val="243447"/>
+          <w:sz w:val="23"/>
+          <w:lang w:val="zh-CN" w:eastAsia="zh-CN"/>
+          <w:b w:val="0"/>
+          <w:noProof/>
+        </w:rPr>
+        <w:tab/>
+        <w:t>中风险事件</w:t>
+        <w:tab/>
+      </w:r>
+      <w:r>
+        <w:rPr>
+          <w:rFonts w:ascii="Noto Serif CJK SC" w:hAnsi="Noto Serif CJK SC" w:eastAsia="Noto Serif CJK SC"/>
+          <w:color w:val="0B4F8A"/>
+          <w:sz w:val="23"/>
+          <w:lang w:val="zh-CN" w:eastAsia="zh-CN"/>
+          <w:b w:val="0"/>
+          <w:noProof/>
+        </w:rPr>
+        <w:t>3</w:t>
+      </w:r>
+    </w:p>
+    <w:p>
+      <w:pPr>
+        <w:tabs>
+          <w:tab w:pos="1020" w:val="left"/>
+          <w:tab w:pos="9524" w:val="right" w:leader="dot"/>
+        </w:tabs>
+        <w:spacing w:before="0" w:after="340" w:line="276" w:lineRule="auto"/>
+      </w:pPr>
+      <w:r>
+        <w:rPr>
+          <w:rFonts w:ascii="Noto Serif CJK SC" w:hAnsi="Noto Serif CJK SC" w:eastAsia="Noto Serif CJK SC"/>
+          <w:color w:val="0B4F8A"/>
+          <w:sz w:val="24"/>
+          <w:lang w:val="zh-CN" w:eastAsia="zh-CN"/>
+          <w:b/>
+          <w:noProof/>
+        </w:rPr>
+        <w:t>04</w:t>
+      </w:r>
+      <w:r>
+        <w:rPr>
+          <w:rFonts w:ascii="Noto Serif CJK SC" w:hAnsi="Noto Serif CJK SC" w:eastAsia="Noto Serif CJK SC"/>
+          <w:color w:val="243447"/>
+          <w:sz w:val="23"/>
+          <w:lang w:val="zh-CN" w:eastAsia="zh-CN"/>
+          <w:b w:val="0"/>
+          <w:noProof/>
+        </w:rPr>
+        <w:tab/>
+        <w:t>低风险事件</w:t>
+        <w:tab/>
+      </w:r>
+      <w:r>
+        <w:rPr>
+          <w:rFonts w:ascii="Noto Serif CJK SC" w:hAnsi="Noto Serif CJK SC" w:eastAsia="Noto Serif CJK SC"/>
+          <w:color w:val="0B4F8A"/>
+          <w:sz w:val="23"/>
+          <w:lang w:val="zh-CN" w:eastAsia="zh-CN"/>
+          <w:b w:val="0"/>
+          <w:noProof/>
+        </w:rPr>
+        <w:t>4</w:t>
+      </w:r>
+    </w:p>
+    <w:p>
+      <w:pPr>
+        <w:sectPr>
+          <w:headerReference w:type="default" r:id="rId11"/>
+          <w:footerReference w:type="default" r:id="rId12"/>
+          <w:pgSz w:w="11906" w:h="16838"/>
+          <w:pgMar w:top="737" w:right="1134" w:bottom="680" w:left="1134" w:header="397" w:footer="454" w:gutter="0"/>
+          <w:cols w:space="720"/>
+          <w:titlePg/>
+          <w:docGrid w:linePitch="360"/>
+        </w:sectPr>
+      </w:pPr>
+    </w:p>
+    <w:p>
+      <w:pPr>
+        <w:spacing w:before="0" w:after="100" w:line="276" w:lineRule="auto"/>
+        <w:pBdr>
+          <w:bottom w:val="single" w:sz="14" w:color="0B4F8A" w:space="5"/>
+        </w:pBdr>
+      </w:pPr>
+      <w:r>
+        <w:rPr>
+          <w:rFonts w:ascii="Noto Serif CJK SC" w:hAnsi="Noto Serif CJK SC" w:eastAsia="Noto Serif CJK SC"/>
+          <w:color w:val="0B4F8A"/>
+          <w:sz w:val="34"/>
+          <w:lang w:val="zh-CN" w:eastAsia="zh-CN"/>
+          <w:b w:val="0"/>
+          <w:noProof/>
+        </w:rPr>
+        <w:t>01</w:t>
+      </w:r>
+      <w:r>
+        <w:rPr>
+          <w:rFonts w:ascii="Noto Serif CJK SC" w:hAnsi="Noto Serif CJK SC" w:eastAsia="Noto Serif CJK SC"/>
+          <w:color w:val="0B4F8A"/>
+          <w:sz w:val="34"/>
+          <w:lang w:val="zh-CN" w:eastAsia="zh-CN"/>
+          <w:b/>
+          <w:noProof/>
+        </w:rPr>
+        <w:t xml:space="preserve">  当日风险统计</w:t>
+      </w:r>
+    </w:p>
+    <w:p>
+      <w:pPr>
+        <w:spacing w:before="60" w:after="100" w:line="276" w:lineRule="auto"/>
+      </w:pPr>
+      <w:r>
+        <w:rPr>
+          <w:rFonts w:ascii="Noto Serif CJK SC" w:hAnsi="Noto Serif CJK SC" w:eastAsia="Noto Serif CJK SC"/>
+          <w:color w:val="243447"/>
+          <w:sz w:val="22"/>
+          <w:lang w:val="zh-CN" w:eastAsia="zh-CN"/>
+          <w:b/>
+          <w:noProof/>
+        </w:rPr>
+        <w:t>风险概览</w:t>
+      </w:r>
+    </w:p>
+    <w:tbl>
+      <w:tblPr>
+        <w:tblW w:type="auto" w:w="0"/>
+        <w:jc w:val="center"/>
+        <w:tblLook w:firstColumn="1" w:firstRow="1" w:lastColumn="0" w:lastRow="0" w:noHBand="0" w:noVBand="1" w:val="04A0"/>
+      </w:tblPr>
+      <w:tblGrid>
+        <w:gridCol w:w="2409"/>
+        <w:gridCol w:w="2409"/>
+        <w:gridCol w:w="2409"/>
+        <w:gridCol w:w="2409"/>
+      </w:tblGrid>
+      <w:tr>
+        <w:tc>
+          <w:tcPr>
+            <w:tcW w:type="dxa" w:w="2409"/>
+            <w:shd w:fill="EAF2F8"/>
+            <w:tcMar>
+              <w:top w:w="210" w:type="dxa"/>
+              <w:start w:w="130" w:type="dxa"/>
+              <w:bottom w:w="190" w:type="dxa"/>
+              <w:end w:w="130" w:type="dxa"/>
+            </w:tcMar>
+            <w:tcBorders>
+              <w:top w:val="single" w:sz="8" w:color="FFFFFF"/>
+              <w:bottom w:val="single" w:sz="8" w:color="FFFFFF"/>
+              <w:start w:val="single" w:sz="8" w:color="FFFFFF"/>
+              <w:end w:val="single" w:sz="8" w:color="FFFFFF"/>
+            </w:tcBorders>
+          </w:tcPr>
+          <w:p>
+            <w:pPr>
+              <w:spacing w:before="0" w:after="0" w:line="276" w:lineRule="auto"/>
+              <w:jc w:val="center"/>
+            </w:pPr>
+            <w:r>
+              <w:rPr>
+                <w:rFonts w:ascii="Noto Serif CJK SC" w:hAnsi="Noto Serif CJK SC" w:eastAsia="Noto Serif CJK SC"/>
+                <w:color w:val="0B4F8A"/>
+                <w:sz w:val="44"/>
+                <w:lang w:val="zh-CN" w:eastAsia="zh-CN"/>
+                <w:b/>
+                <w:noProof/>
+              </w:rPr>
+              <w:t>{{ stats.total_events | default(3) }}</w:t>
+            </w:r>
+          </w:p>
+          <w:p>
+            <w:pPr>
+              <w:spacing w:before="0" w:after="0" w:line="276" w:lineRule="auto"/>
+              <w:jc w:val="center"/>
+            </w:pPr>
+            <w:r>
+              <w:rPr>
+                <w:rFonts w:ascii="Noto Sans CJK SC" w:hAnsi="Noto Sans CJK SC" w:eastAsia="Noto Sans CJK SC"/>
+                <w:color w:val="64748B"/>
+                <w:sz w:val="17"/>
+                <w:lang w:val="zh-CN" w:eastAsia="zh-CN"/>
+                <w:b w:val="0"/>
+                <w:noProof/>
+              </w:rPr>
+              <w:t>事件总数</w:t>
             </w:r>
           </w:p>
         </w:tc>
         <w:tc>
           <w:tcPr>
-            <w:tcW w:type="dxa" w:w="2160"/>
+            <w:tcW w:type="dxa" w:w="2409"/>
+            <w:shd w:fill="FDECEC"/>
+            <w:tcMar>
+              <w:top w:w="210" w:type="dxa"/>
+              <w:start w:w="130" w:type="dxa"/>
+              <w:bottom w:w="190" w:type="dxa"/>
+              <w:end w:w="130" w:type="dxa"/>
+            </w:tcMar>
+            <w:tcBorders>
+              <w:top w:val="single" w:sz="8" w:color="FFFFFF"/>
+              <w:bottom w:val="single" w:sz="8" w:color="FFFFFF"/>
+              <w:start w:val="single" w:sz="8" w:color="FFFFFF"/>
+              <w:end w:val="single" w:sz="8" w:color="FFFFFF"/>
+            </w:tcBorders>
           </w:tcPr>
           <w:p>
+            <w:pPr>
+              <w:spacing w:before="0" w:after="0" w:line="276" w:lineRule="auto"/>
+              <w:jc w:val="center"/>
+            </w:pPr>
             <w:r>
               <w:rPr>
-                <w:sz w:val="18"/>
+                <w:rFonts w:ascii="Noto Serif CJK SC" w:hAnsi="Noto Serif CJK SC" w:eastAsia="Noto Serif CJK SC"/>
+                <w:color w:val="C62828"/>
+                <w:sz w:val="44"/>
+                <w:lang w:val="zh-CN" w:eastAsia="zh-CN"/>
+                <w:b/>
+                <w:noProof/>
               </w:rPr>
-              <w:t>LOW 数量</w:t>
+              <w:t>{{ stats.high_count | default(1) }}</w:t>
+            </w:r>
+          </w:p>
+          <w:p>
+            <w:pPr>
+              <w:spacing w:before="0" w:after="0" w:line="276" w:lineRule="auto"/>
+              <w:jc w:val="center"/>
+            </w:pPr>
+            <w:r>
+              <w:rPr>
+                <w:rFonts w:ascii="Noto Sans CJK SC" w:hAnsi="Noto Sans CJK SC" w:eastAsia="Noto Sans CJK SC"/>
+                <w:color w:val="64748B"/>
+                <w:sz w:val="17"/>
+                <w:lang w:val="zh-CN" w:eastAsia="zh-CN"/>
+                <w:b w:val="0"/>
+                <w:noProof/>
+              </w:rPr>
+              <w:t>高风险</w:t>
             </w:r>
           </w:p>
         </w:tc>
         <w:tc>
           <w:tcPr>
-            <w:tcW w:type="dxa" w:w="2160"/>
+            <w:tcW w:type="dxa" w:w="2409"/>
+            <w:shd w:fill="FFF4E5"/>
+            <w:tcMar>
+              <w:top w:w="210" w:type="dxa"/>
+              <w:start w:w="130" w:type="dxa"/>
+              <w:bottom w:w="190" w:type="dxa"/>
+              <w:end w:w="130" w:type="dxa"/>
+            </w:tcMar>
+            <w:tcBorders>
+              <w:top w:val="single" w:sz="8" w:color="FFFFFF"/>
+              <w:bottom w:val="single" w:sz="8" w:color="FFFFFF"/>
+              <w:start w:val="single" w:sz="8" w:color="FFFFFF"/>
+              <w:end w:val="single" w:sz="8" w:color="FFFFFF"/>
+            </w:tcBorders>
+          </w:tcPr>
+          <w:p>
+            <w:pPr>
+              <w:spacing w:before="0" w:after="0" w:line="276" w:lineRule="auto"/>
+              <w:jc w:val="center"/>
+            </w:pPr>
+            <w:r>
+              <w:rPr>
+                <w:rFonts w:ascii="Noto Serif CJK SC" w:hAnsi="Noto Serif CJK SC" w:eastAsia="Noto Serif CJK SC"/>
+                <w:color w:val="D97706"/>
+                <w:sz w:val="44"/>
+                <w:lang w:val="zh-CN" w:eastAsia="zh-CN"/>
+                <w:b/>
+                <w:noProof/>
+              </w:rPr>
+              <w:t>{{ stats.medium_count | default(1) }}</w:t>
+            </w:r>
+          </w:p>
+          <w:p>
+            <w:pPr>
+              <w:spacing w:before="0" w:after="0" w:line="276" w:lineRule="auto"/>
+              <w:jc w:val="center"/>
+            </w:pPr>
+            <w:r>
+              <w:rPr>
+                <w:rFonts w:ascii="Noto Sans CJK SC" w:hAnsi="Noto Sans CJK SC" w:eastAsia="Noto Sans CJK SC"/>
+                <w:color w:val="64748B"/>
+                <w:sz w:val="17"/>
+                <w:lang w:val="zh-CN" w:eastAsia="zh-CN"/>
+                <w:b w:val="0"/>
+                <w:noProof/>
+              </w:rPr>
+              <w:t>中风险</w:t>
+            </w:r>
+          </w:p>
+        </w:tc>
+        <w:tc>
+          <w:tcPr>
+            <w:tcW w:type="dxa" w:w="2409"/>
+            <w:shd w:fill="EAF2F8"/>
+            <w:tcMar>
+              <w:top w:w="210" w:type="dxa"/>
+              <w:start w:w="130" w:type="dxa"/>
+              <w:bottom w:w="190" w:type="dxa"/>
+              <w:end w:w="130" w:type="dxa"/>
+            </w:tcMar>
+            <w:tcBorders>
+              <w:top w:val="single" w:sz="8" w:color="FFFFFF"/>
+              <w:bottom w:val="single" w:sz="8" w:color="FFFFFF"/>
+              <w:start w:val="single" w:sz="8" w:color="FFFFFF"/>
+              <w:end w:val="single" w:sz="8" w:color="FFFFFF"/>
+            </w:tcBorders>
+          </w:tcPr>
+          <w:p>
+            <w:pPr>
+              <w:spacing w:before="0" w:after="0" w:line="276" w:lineRule="auto"/>
+              <w:jc w:val="center"/>
+            </w:pPr>
+            <w:r>
+              <w:rPr>
+                <w:rFonts w:ascii="Noto Serif CJK SC" w:hAnsi="Noto Serif CJK SC" w:eastAsia="Noto Serif CJK SC"/>
+                <w:color w:val="356A9A"/>
+                <w:sz w:val="44"/>
+                <w:lang w:val="zh-CN" w:eastAsia="zh-CN"/>
+                <w:b/>
+                <w:noProof/>
+              </w:rPr>
+              <w:t>{{ stats.low_count | default(1) }}</w:t>
+            </w:r>
+          </w:p>
+          <w:p>
+            <w:pPr>
+              <w:spacing w:before="0" w:after="0" w:line="276" w:lineRule="auto"/>
+              <w:jc w:val="center"/>
+            </w:pPr>
+            <w:r>
+              <w:rPr>
+                <w:rFonts w:ascii="Noto Sans CJK SC" w:hAnsi="Noto Sans CJK SC" w:eastAsia="Noto Sans CJK SC"/>
+                <w:color w:val="64748B"/>
+                <w:sz w:val="17"/>
+                <w:lang w:val="zh-CN" w:eastAsia="zh-CN"/>
+                <w:b w:val="0"/>
+                <w:noProof/>
+              </w:rPr>
+              <w:t>低风险</w:t>
+            </w:r>
+          </w:p>
+        </w:tc>
+      </w:tr>
+    </w:tbl>
+    <w:p>
+      <w:pPr>
+        <w:spacing w:before="260" w:after="100" w:line="276" w:lineRule="auto"/>
+      </w:pPr>
+      <w:r>
+        <w:rPr>
+          <w:rFonts w:ascii="Noto Serif CJK SC" w:hAnsi="Noto Serif CJK SC" w:eastAsia="Noto Serif CJK SC"/>
+          <w:color w:val="243447"/>
+          <w:sz w:val="22"/>
+          <w:lang w:val="zh-CN" w:eastAsia="zh-CN"/>
+          <w:b/>
+          <w:noProof/>
+        </w:rPr>
+        <w:t>处置状态</w:t>
+      </w:r>
+    </w:p>
+    <w:tbl>
+      <w:tblPr>
+        <w:tblW w:type="auto" w:w="0"/>
+        <w:jc w:val="center"/>
+        <w:tblLook w:firstColumn="1" w:firstRow="1" w:lastColumn="0" w:lastRow="0" w:noHBand="0" w:noVBand="1" w:val="04A0"/>
+      </w:tblPr>
+      <w:tblGrid>
+        <w:gridCol w:w="4819"/>
+        <w:gridCol w:w="4819"/>
+      </w:tblGrid>
+      <w:tr>
+        <w:tc>
+          <w:tcPr>
+            <w:tcW w:type="dxa" w:w="4819"/>
+            <w:shd w:fill="EAF6EF"/>
+            <w:tcMar>
+              <w:top w:w="150" w:type="dxa"/>
+              <w:start w:w="170" w:type="dxa"/>
+              <w:bottom w:w="150" w:type="dxa"/>
+              <w:end w:w="170" w:type="dxa"/>
+            </w:tcMar>
+            <w:tcBorders>
+              <w:start w:val="single" w:sz="18" w:color="1B7F4B"/>
+            </w:tcBorders>
+          </w:tcPr>
+          <w:p>
+            <w:pPr>
+              <w:spacing w:before="0" w:after="0" w:line="276" w:lineRule="auto"/>
+              <w:jc w:val="left"/>
+            </w:pPr>
+            <w:r>
+              <w:rPr>
+                <w:rFonts w:ascii="Noto Sans CJK SC" w:hAnsi="Noto Sans CJK SC" w:eastAsia="Noto Sans CJK SC"/>
+                <w:color w:val="64748B"/>
+                <w:sz w:val="18"/>
+                <w:lang w:val="zh-CN" w:eastAsia="zh-CN"/>
+                <w:b w:val="0"/>
+                <w:noProof/>
+              </w:rPr>
+              <w:t>已闭环</w:t>
+            </w:r>
+            <w:r>
+              <w:rPr>
+                <w:rFonts w:ascii="Noto Serif CJK SC" w:hAnsi="Noto Serif CJK SC" w:eastAsia="Noto Serif CJK SC"/>
+                <w:color w:val="1B7F4B"/>
+                <w:sz w:val="30"/>
+                <w:lang w:val="zh-CN" w:eastAsia="zh-CN"/>
+                <w:b/>
+                <w:noProof/>
+              </w:rPr>
+              <w:t xml:space="preserve">    {{ stats.closed_count | default(1) }} 起</w:t>
+            </w:r>
+          </w:p>
+        </w:tc>
+        <w:tc>
+          <w:tcPr>
+            <w:tcW w:type="dxa" w:w="4819"/>
+            <w:shd w:fill="F4F6F8"/>
+            <w:tcMar>
+              <w:top w:w="150" w:type="dxa"/>
+              <w:start w:w="170" w:type="dxa"/>
+              <w:bottom w:w="150" w:type="dxa"/>
+              <w:end w:w="170" w:type="dxa"/>
+            </w:tcMar>
+            <w:tcBorders>
+              <w:start w:val="single" w:sz="18" w:color="D97706"/>
+            </w:tcBorders>
+          </w:tcPr>
+          <w:p>
+            <w:pPr>
+              <w:spacing w:before="0" w:after="0" w:line="276" w:lineRule="auto"/>
+              <w:jc w:val="left"/>
+            </w:pPr>
+            <w:r>
+              <w:rPr>
+                <w:rFonts w:ascii="Noto Sans CJK SC" w:hAnsi="Noto Sans CJK SC" w:eastAsia="Noto Sans CJK SC"/>
+                <w:color w:val="64748B"/>
+                <w:sz w:val="18"/>
+                <w:lang w:val="zh-CN" w:eastAsia="zh-CN"/>
+                <w:b w:val="0"/>
+                <w:noProof/>
+              </w:rPr>
+              <w:t>待跟进</w:t>
+            </w:r>
+            <w:r>
+              <w:rPr>
+                <w:rFonts w:ascii="Noto Serif CJK SC" w:hAnsi="Noto Serif CJK SC" w:eastAsia="Noto Serif CJK SC"/>
+                <w:color w:val="D97706"/>
+                <w:sz w:val="30"/>
+                <w:lang w:val="zh-CN" w:eastAsia="zh-CN"/>
+                <w:b/>
+                <w:noProof/>
+              </w:rPr>
+              <w:t xml:space="preserve">    {{ stats.open_count | default(2) }} 起</w:t>
+            </w:r>
+          </w:p>
+        </w:tc>
+      </w:tr>
+    </w:tbl>
+    <w:p>
+      <w:pPr>
+        <w:spacing w:before="260" w:after="100" w:line="276" w:lineRule="auto"/>
+      </w:pPr>
+      <w:r>
+        <w:rPr>
+          <w:rFonts w:ascii="Noto Serif CJK SC" w:hAnsi="Noto Serif CJK SC" w:eastAsia="Noto Serif CJK SC"/>
+          <w:color w:val="243447"/>
+          <w:sz w:val="22"/>
+          <w:lang w:val="zh-CN" w:eastAsia="zh-CN"/>
+          <w:b/>
+          <w:noProof/>
+        </w:rPr>
+        <w:t>事件来源</w:t>
+      </w:r>
+    </w:p>
+    <w:tbl>
+      <w:tblPr>
+        <w:tblW w:type="auto" w:w="0"/>
+        <w:jc w:val="center"/>
+        <w:tblLook w:firstColumn="1" w:firstRow="1" w:lastColumn="0" w:lastRow="0" w:noHBand="0" w:noVBand="1" w:val="04A0"/>
+      </w:tblPr>
+      <w:tblGrid>
+        <w:gridCol w:w="4819"/>
+        <w:gridCol w:w="4819"/>
+      </w:tblGrid>
+      <w:tr>
+        <w:tc>
+          <w:tcPr>
+            <w:tcW w:type="dxa" w:w="4819"/>
+            <w:shd w:fill="F7F9FB"/>
+            <w:tcMar>
+              <w:top w:w="150" w:type="dxa"/>
+              <w:start w:w="170" w:type="dxa"/>
+              <w:bottom w:w="150" w:type="dxa"/>
+              <w:end w:w="170" w:type="dxa"/>
+            </w:tcMar>
+            <w:tcBorders>
+              <w:bottom w:val="single" w:sz="8" w:color="D9E2EC"/>
+            </w:tcBorders>
+          </w:tcPr>
+          <w:p>
+            <w:pPr>
+              <w:spacing w:before="0" w:after="0" w:line="276" w:lineRule="auto"/>
+              <w:jc w:val="left"/>
+            </w:pPr>
+            <w:r>
+              <w:rPr>
+                <w:rFonts w:ascii="Noto Sans CJK SC" w:hAnsi="Noto Sans CJK SC" w:eastAsia="Noto Sans CJK SC"/>
+                <w:color w:val="243447"/>
+                <w:sz w:val="18"/>
+                <w:lang w:val="zh-CN" w:eastAsia="zh-CN"/>
+                <w:b/>
+                <w:noProof/>
+              </w:rPr>
+              <w:t>传感器事件</w:t>
+            </w:r>
+            <w:r>
+              <w:rPr>
+                <w:rFonts w:ascii="Noto Serif CJK SC" w:hAnsi="Noto Serif CJK SC" w:eastAsia="Noto Serif CJK SC"/>
+                <w:color w:val="0B4F8A"/>
+                <w:sz w:val="30"/>
+                <w:lang w:val="zh-CN" w:eastAsia="zh-CN"/>
+                <w:b/>
+                <w:noProof/>
+              </w:rPr>
+              <w:br/>
+              <w:t>{{ stats.sensor_count | default(2) }} 起</w:t>
+            </w:r>
+            <w:r>
+              <w:rPr>
+                <w:rFonts w:ascii="Noto Sans CJK SC" w:hAnsi="Noto Sans CJK SC" w:eastAsia="Noto Sans CJK SC"/>
+                <w:color w:val="64748B"/>
+                <w:sz w:val="17"/>
+                <w:lang w:val="zh-CN" w:eastAsia="zh-CN"/>
+                <w:b w:val="0"/>
+                <w:noProof/>
+              </w:rPr>
+              <w:t xml:space="preserve">    {{ stats.sensor_rate | default('66.7%') }}</w:t>
+            </w:r>
+          </w:p>
+        </w:tc>
+        <w:tc>
+          <w:tcPr>
+            <w:tcW w:type="dxa" w:w="4819"/>
+            <w:shd w:fill="F7F9FB"/>
+            <w:tcMar>
+              <w:top w:w="150" w:type="dxa"/>
+              <w:start w:w="170" w:type="dxa"/>
+              <w:bottom w:w="150" w:type="dxa"/>
+              <w:end w:w="170" w:type="dxa"/>
+            </w:tcMar>
+            <w:tcBorders>
+              <w:bottom w:val="single" w:sz="8" w:color="D9E2EC"/>
+            </w:tcBorders>
+          </w:tcPr>
+          <w:p>
+            <w:pPr>
+              <w:spacing w:before="0" w:after="0" w:line="276" w:lineRule="auto"/>
+              <w:jc w:val="left"/>
+            </w:pPr>
+            <w:r>
+              <w:rPr>
+                <w:rFonts w:ascii="Noto Sans CJK SC" w:hAnsi="Noto Sans CJK SC" w:eastAsia="Noto Sans CJK SC"/>
+                <w:color w:val="243447"/>
+                <w:sz w:val="18"/>
+                <w:lang w:val="zh-CN" w:eastAsia="zh-CN"/>
+                <w:b/>
+                <w:noProof/>
+              </w:rPr>
+              <w:t>视觉检测事件</w:t>
+            </w:r>
+            <w:r>
+              <w:rPr>
+                <w:rFonts w:ascii="Noto Serif CJK SC" w:hAnsi="Noto Serif CJK SC" w:eastAsia="Noto Serif CJK SC"/>
+                <w:color w:val="0B4F8A"/>
+                <w:sz w:val="30"/>
+                <w:lang w:val="zh-CN" w:eastAsia="zh-CN"/>
+                <w:b/>
+                <w:noProof/>
+              </w:rPr>
+              <w:br/>
+              <w:t>{{ stats.camera_count | default(1) }} 起</w:t>
+            </w:r>
+            <w:r>
+              <w:rPr>
+                <w:rFonts w:ascii="Noto Sans CJK SC" w:hAnsi="Noto Sans CJK SC" w:eastAsia="Noto Sans CJK SC"/>
+                <w:color w:val="64748B"/>
+                <w:sz w:val="17"/>
+                <w:lang w:val="zh-CN" w:eastAsia="zh-CN"/>
+                <w:b w:val="0"/>
+                <w:noProof/>
+              </w:rPr>
+              <w:t xml:space="preserve">    {{ stats.camera_rate | default('33.3%') }}</w:t>
+            </w:r>
+          </w:p>
+        </w:tc>
+      </w:tr>
+    </w:tbl>
+    <w:p>
+      <w:pPr>
+        <w:spacing w:before="260" w:after="100" w:line="276" w:lineRule="auto"/>
+      </w:pPr>
+      <w:r>
+        <w:rPr>
+          <w:rFonts w:ascii="Noto Serif CJK SC" w:hAnsi="Noto Serif CJK SC" w:eastAsia="Noto Serif CJK SC"/>
+          <w:color w:val="243447"/>
+          <w:sz w:val="22"/>
+          <w:lang w:val="zh-CN" w:eastAsia="zh-CN"/>
+          <w:b/>
+          <w:noProof/>
+        </w:rPr>
+        <w:t>当日结论</w:t>
+      </w:r>
+    </w:p>
+    <w:tbl>
+      <w:tblPr>
+        <w:tblW w:type="auto" w:w="0"/>
+        <w:tblLook w:firstColumn="1" w:firstRow="1" w:lastColumn="0" w:lastRow="0" w:noHBand="0" w:noVBand="1" w:val="04A0"/>
+      </w:tblPr>
+      <w:tblGrid>
+        <w:gridCol w:w="9638"/>
+      </w:tblGrid>
+      <w:tr>
+        <w:tc>
+          <w:tcPr>
+            <w:tcW w:type="dxa" w:w="9638"/>
+            <w:shd w:fill="EAF2F8"/>
+            <w:tcMar>
+              <w:top w:w="190" w:type="dxa"/>
+              <w:start w:w="190" w:type="dxa"/>
+              <w:bottom w:w="190" w:type="dxa"/>
+              <w:end w:w="190" w:type="dxa"/>
+            </w:tcMar>
+            <w:tcBorders>
+              <w:start w:val="single" w:sz="22" w:color="0B4F8A"/>
+            </w:tcBorders>
           </w:tcPr>
           <w:p>
             <w:r>
               <w:rPr>
+                <w:rFonts w:ascii="Noto Sans CJK SC" w:hAnsi="Noto Sans CJK SC" w:eastAsia="Noto Sans CJK SC"/>
+                <w:color w:val="243447"/>
+                <w:sz w:val="19"/>
+                <w:lang w:val="zh-CN" w:eastAsia="zh-CN"/>
+                <w:b/>
+                <w:noProof/>
+              </w:rPr>
+              <w:t>{{ conclusion | default('当日重点事件已按联动策略处置，未闭环事项需持续跟进。') }}</w:t>
+            </w:r>
+          </w:p>
+        </w:tc>
+      </w:tr>
+    </w:tbl>
+    <w:p>
+      <w:r>
+        <w:br w:type="page"/>
+      </w:r>
+    </w:p>
+    <w:p>
+      <w:pPr>
+        <w:spacing w:before="0" w:after="100" w:line="276" w:lineRule="auto"/>
+        <w:pBdr>
+          <w:bottom w:val="single" w:sz="14" w:color="C62828" w:space="5"/>
+        </w:pBdr>
+      </w:pPr>
+      <w:r>
+        <w:rPr>
+          <w:rFonts w:ascii="Noto Serif CJK SC" w:hAnsi="Noto Serif CJK SC" w:eastAsia="Noto Serif CJK SC"/>
+          <w:color w:val="C62828"/>
+          <w:sz w:val="34"/>
+          <w:lang w:val="zh-CN" w:eastAsia="zh-CN"/>
+          <w:b w:val="0"/>
+          <w:noProof/>
+        </w:rPr>
+        <w:t>02</w:t>
+      </w:r>
+      <w:r>
+        <w:rPr>
+          <w:rFonts w:ascii="Noto Serif CJK SC" w:hAnsi="Noto Serif CJK SC" w:eastAsia="Noto Serif CJK SC"/>
+          <w:color w:val="C62828"/>
+          <w:sz w:val="34"/>
+          <w:lang w:val="zh-CN" w:eastAsia="zh-CN"/>
+          <w:b/>
+          <w:noProof/>
+        </w:rPr>
+        <w:t xml:space="preserve">  高风险事件</w:t>
+      </w:r>
+    </w:p>
+    <w:tbl>
+      <w:tblPr>
+        <w:tblW w:type="auto" w:w="0"/>
+        <w:jc w:val="center"/>
+        <w:tblLayout w:type="fixed"/>
+        <w:tblLook w:firstColumn="1" w:firstRow="1" w:lastColumn="0" w:lastRow="0" w:noHBand="0" w:noVBand="1" w:val="04A0"/>
+      </w:tblPr>
+      <w:tblGrid>
+        <w:gridCol w:w="2409"/>
+        <w:gridCol w:w="2409"/>
+        <w:gridCol w:w="2409"/>
+        <w:gridCol w:w="2409"/>
+      </w:tblGrid>
+      <w:tr>
+        <w:tc>
+          <w:tcPr>
+            <w:tcW w:type="dxa" w:w="6350"/>
+            <w:vAlign w:val="center"/>
+            <w:tcMar>
+              <w:top w:w="150" w:type="dxa"/>
+              <w:start w:w="150" w:type="dxa"/>
+              <w:bottom w:w="150" w:type="dxa"/>
+              <w:end w:w="150" w:type="dxa"/>
+            </w:tcMar>
+            <w:gridSpan w:val="3"/>
+            <w:tcBorders>
+              <w:bottom w:val="single" w:sz="6" w:color="D9E2EC"/>
+            </w:tcBorders>
+            <w:shd w:fill="FDECEC"/>
+          </w:tcPr>
+          <w:p>
+            <w:r>
+              <w:rPr>
+                <w:rFonts w:ascii="Noto Serif CJK SC" w:hAnsi="Noto Serif CJK SC" w:eastAsia="Noto Serif CJK SC"/>
+                <w:color w:val="C62828"/>
+                <w:sz w:val="24"/>
+                <w:lang w:val="zh-CN" w:eastAsia="zh-CN"/>
+                <w:b/>
+                <w:noProof/>
+              </w:rPr>
+              <w:t>{{ high_event.event_name | default('人员入侵') }}</w:t>
+            </w:r>
+            <w:r>
+              <w:rPr>
+                <w:rFonts w:ascii="Noto Sans CJK SC" w:hAnsi="Noto Sans CJK SC" w:eastAsia="Noto Sans CJK SC"/>
+                <w:color w:val="64748B"/>
+                <w:sz w:val="15"/>
+                <w:lang w:val="zh-CN" w:eastAsia="zh-CN"/>
+                <w:b w:val="0"/>
+                <w:noProof/>
+              </w:rPr>
+              <w:t xml:space="preserve">    {{ high_event.instance_no | default('EVT_YYYYMMDD_RPT_001') }}</w:t>
+            </w:r>
+          </w:p>
+        </w:tc>
+        <w:tc>
+          <w:tcPr>
+            <w:tcW w:type="dxa" w:w="3288"/>
+            <w:vAlign w:val="center"/>
+            <w:tcMar>
+              <w:top w:w="150" w:type="dxa"/>
+              <w:start w:w="150" w:type="dxa"/>
+              <w:bottom w:w="150" w:type="dxa"/>
+              <w:end w:w="150" w:type="dxa"/>
+            </w:tcMar>
+            <w:tcBorders>
+              <w:bottom w:val="single" w:sz="6" w:color="D9E2EC"/>
+            </w:tcBorders>
+            <w:shd w:fill="FDECEC"/>
+          </w:tcPr>
+          <w:p>
+            <w:pPr>
+              <w:jc w:val="right"/>
+            </w:pPr>
+            <w:r>
+              <w:rPr>
+                <w:rFonts w:ascii="Noto Sans CJK SC" w:hAnsi="Noto Sans CJK SC" w:eastAsia="Noto Sans CJK SC"/>
+                <w:color w:val="C62828"/>
                 <w:sz w:val="18"/>
+                <w:lang w:val="zh-CN" w:eastAsia="zh-CN"/>
+                <w:b/>
+                <w:noProof/>
               </w:rPr>
-              <w:t>{{ stats.low_count }}</w:t>
+              <w:t>高风险</w:t>
             </w:r>
           </w:p>
         </w:tc>
@@ -100,53 +1143,115 @@
       <w:tr>
         <w:tc>
           <w:tcPr>
-            <w:tcW w:type="dxa" w:w="2160"/>
+            <w:tcW w:type="dxa" w:w="1531"/>
+            <w:vAlign w:val="center"/>
+            <w:tcMar>
+              <w:top w:w="125" w:type="dxa"/>
+              <w:start w:w="130" w:type="dxa"/>
+              <w:bottom w:w="125" w:type="dxa"/>
+              <w:end w:w="130" w:type="dxa"/>
+            </w:tcMar>
+            <w:tcBorders>
+              <w:bottom w:val="single" w:sz="6" w:color="D9E2EC"/>
+            </w:tcBorders>
+            <w:shd w:fill="F7F9FB"/>
           </w:tcPr>
           <w:p>
             <w:r>
               <w:rPr>
-                <w:sz w:val="18"/>
+                <w:rFonts w:ascii="Noto Sans CJK SC" w:hAnsi="Noto Sans CJK SC" w:eastAsia="Noto Sans CJK SC"/>
+                <w:color w:val="64748B"/>
+                <w:sz w:val="16"/>
+                <w:lang w:val="zh-CN" w:eastAsia="zh-CN"/>
+                <w:b/>
+                <w:noProof/>
               </w:rPr>
-              <w:t>MEDIUM 数量</w:t>
+              <w:t>发生时间</w:t>
             </w:r>
           </w:p>
         </w:tc>
         <w:tc>
           <w:tcPr>
-            <w:tcW w:type="dxa" w:w="2160"/>
+            <w:tcW w:type="dxa" w:w="3288"/>
+            <w:vAlign w:val="center"/>
+            <w:tcMar>
+              <w:top w:w="125" w:type="dxa"/>
+              <w:start w:w="130" w:type="dxa"/>
+              <w:bottom w:w="125" w:type="dxa"/>
+              <w:end w:w="130" w:type="dxa"/>
+            </w:tcMar>
+            <w:tcBorders>
+              <w:bottom w:val="single" w:sz="6" w:color="D9E2EC"/>
+            </w:tcBorders>
           </w:tcPr>
           <w:p>
             <w:r>
               <w:rPr>
-                <w:sz w:val="18"/>
+                <w:rFonts w:ascii="Noto Sans CJK SC" w:hAnsi="Noto Sans CJK SC" w:eastAsia="Noto Sans CJK SC"/>
+                <w:color w:val="243447"/>
+                <w:sz w:val="16"/>
+                <w:lang w:val="zh-CN" w:eastAsia="zh-CN"/>
+                <w:b w:val="0"/>
+                <w:noProof/>
               </w:rPr>
-              <w:t>{{ stats.medium_count }}</w:t>
+              <w:t>{{ high_event.occur_time | default('08:30:00') }}</w:t>
             </w:r>
           </w:p>
         </w:tc>
         <w:tc>
           <w:tcPr>
-            <w:tcW w:type="dxa" w:w="2160"/>
+            <w:tcW w:type="dxa" w:w="1531"/>
+            <w:vAlign w:val="center"/>
+            <w:tcMar>
+              <w:top w:w="125" w:type="dxa"/>
+              <w:start w:w="130" w:type="dxa"/>
+              <w:bottom w:w="125" w:type="dxa"/>
+              <w:end w:w="130" w:type="dxa"/>
+            </w:tcMar>
+            <w:tcBorders>
+              <w:bottom w:val="single" w:sz="6" w:color="D9E2EC"/>
+            </w:tcBorders>
+            <w:shd w:fill="F7F9FB"/>
           </w:tcPr>
           <w:p>
             <w:r>
               <w:rPr>
-                <w:sz w:val="18"/>
+                <w:rFonts w:ascii="Noto Sans CJK SC" w:hAnsi="Noto Sans CJK SC" w:eastAsia="Noto Sans CJK SC"/>
+                <w:color w:val="64748B"/>
+                <w:sz w:val="16"/>
+                <w:lang w:val="zh-CN" w:eastAsia="zh-CN"/>
+                <w:b/>
+                <w:noProof/>
               </w:rPr>
-              <w:t>HIGH 数量</w:t>
+              <w:t>当前状态</w:t>
             </w:r>
           </w:p>
         </w:tc>
         <w:tc>
           <w:tcPr>
-            <w:tcW w:type="dxa" w:w="2160"/>
+            <w:tcW w:type="dxa" w:w="3288"/>
+            <w:vAlign w:val="center"/>
+            <w:tcMar>
+              <w:top w:w="125" w:type="dxa"/>
+              <w:start w:w="130" w:type="dxa"/>
+              <w:bottom w:w="125" w:type="dxa"/>
+              <w:end w:w="130" w:type="dxa"/>
+            </w:tcMar>
+            <w:tcBorders>
+              <w:bottom w:val="single" w:sz="6" w:color="D9E2EC"/>
+            </w:tcBorders>
           </w:tcPr>
           <w:p>
             <w:r>
               <w:rPr>
-                <w:sz w:val="18"/>
+                <w:rFonts w:ascii="Noto Sans CJK SC" w:hAnsi="Noto Sans CJK SC" w:eastAsia="Noto Sans CJK SC"/>
+                <w:color w:val="243447"/>
+                <w:sz w:val="16"/>
+                <w:lang w:val="zh-CN" w:eastAsia="zh-CN"/>
+                <w:b w:val="0"/>
+                <w:noProof/>
               </w:rPr>
-              <w:t>{{ stats.high_count }}</w:t>
+              <w:t>{{ high_event.result_label | default('处理中') }}</w:t>
             </w:r>
           </w:p>
         </w:tc>
@@ -154,53 +1259,115 @@
       <w:tr>
         <w:tc>
           <w:tcPr>
-            <w:tcW w:type="dxa" w:w="2160"/>
+            <w:tcW w:type="dxa" w:w="1531"/>
+            <w:vAlign w:val="center"/>
+            <w:tcMar>
+              <w:top w:w="125" w:type="dxa"/>
+              <w:start w:w="130" w:type="dxa"/>
+              <w:bottom w:w="125" w:type="dxa"/>
+              <w:end w:w="130" w:type="dxa"/>
+            </w:tcMar>
+            <w:tcBorders>
+              <w:bottom w:val="single" w:sz="6" w:color="D9E2EC"/>
+            </w:tcBorders>
+            <w:shd w:fill="F7F9FB"/>
           </w:tcPr>
           <w:p>
             <w:r>
               <w:rPr>
-                <w:sz w:val="18"/>
+                <w:rFonts w:ascii="Noto Sans CJK SC" w:hAnsi="Noto Sans CJK SC" w:eastAsia="Noto Sans CJK SC"/>
+                <w:color w:val="64748B"/>
+                <w:sz w:val="16"/>
+                <w:lang w:val="zh-CN" w:eastAsia="zh-CN"/>
+                <w:b/>
+                <w:noProof/>
               </w:rPr>
-              <w:t>人员事件数量</w:t>
+              <w:t>来源 / 位置</w:t>
             </w:r>
           </w:p>
         </w:tc>
         <w:tc>
           <w:tcPr>
-            <w:tcW w:type="dxa" w:w="2160"/>
+            <w:tcW w:type="dxa" w:w="3288"/>
+            <w:vAlign w:val="center"/>
+            <w:tcMar>
+              <w:top w:w="125" w:type="dxa"/>
+              <w:start w:w="130" w:type="dxa"/>
+              <w:bottom w:w="125" w:type="dxa"/>
+              <w:end w:w="130" w:type="dxa"/>
+            </w:tcMar>
+            <w:tcBorders>
+              <w:bottom w:val="single" w:sz="6" w:color="D9E2EC"/>
+            </w:tcBorders>
           </w:tcPr>
           <w:p>
             <w:r>
               <w:rPr>
-                <w:sz w:val="18"/>
+                <w:rFonts w:ascii="Noto Sans CJK SC" w:hAnsi="Noto Sans CJK SC" w:eastAsia="Noto Sans CJK SC"/>
+                <w:color w:val="243447"/>
+                <w:sz w:val="16"/>
+                <w:lang w:val="zh-CN" w:eastAsia="zh-CN"/>
+                <w:b w:val="0"/>
+                <w:noProof/>
               </w:rPr>
-              <w:t>{{ stats.person_event_count }}</w:t>
+              <w:t>{{ high_event.source_label | default('视觉检测') }} · {{ high_event.location | default('一号位 · 下游岸线') }}</w:t>
             </w:r>
           </w:p>
         </w:tc>
         <w:tc>
           <w:tcPr>
-            <w:tcW w:type="dxa" w:w="2160"/>
+            <w:tcW w:type="dxa" w:w="1531"/>
+            <w:vAlign w:val="center"/>
+            <w:tcMar>
+              <w:top w:w="125" w:type="dxa"/>
+              <w:start w:w="130" w:type="dxa"/>
+              <w:bottom w:w="125" w:type="dxa"/>
+              <w:end w:w="130" w:type="dxa"/>
+            </w:tcMar>
+            <w:tcBorders>
+              <w:bottom w:val="single" w:sz="6" w:color="D9E2EC"/>
+            </w:tcBorders>
+            <w:shd w:fill="F7F9FB"/>
           </w:tcPr>
           <w:p>
             <w:r>
               <w:rPr>
-                <w:sz w:val="18"/>
+                <w:rFonts w:ascii="Noto Sans CJK SC" w:hAnsi="Noto Sans CJK SC" w:eastAsia="Noto Sans CJK SC"/>
+                <w:color w:val="64748B"/>
+                <w:sz w:val="16"/>
+                <w:lang w:val="zh-CN" w:eastAsia="zh-CN"/>
+                <w:b/>
+                <w:noProof/>
               </w:rPr>
-              <w:t>船只/捕鱼事件数量</w:t>
+              <w:t>完成时间</w:t>
             </w:r>
           </w:p>
         </w:tc>
         <w:tc>
           <w:tcPr>
-            <w:tcW w:type="dxa" w:w="2160"/>
+            <w:tcW w:type="dxa" w:w="3288"/>
+            <w:vAlign w:val="center"/>
+            <w:tcMar>
+              <w:top w:w="125" w:type="dxa"/>
+              <w:start w:w="130" w:type="dxa"/>
+              <w:bottom w:w="125" w:type="dxa"/>
+              <w:end w:w="130" w:type="dxa"/>
+            </w:tcMar>
+            <w:tcBorders>
+              <w:bottom w:val="single" w:sz="6" w:color="D9E2EC"/>
+            </w:tcBorders>
           </w:tcPr>
           <w:p>
             <w:r>
               <w:rPr>
-                <w:sz w:val="18"/>
+                <w:rFonts w:ascii="Noto Sans CJK SC" w:hAnsi="Noto Sans CJK SC" w:eastAsia="Noto Sans CJK SC"/>
+                <w:color w:val="243447"/>
+                <w:sz w:val="16"/>
+                <w:lang w:val="zh-CN" w:eastAsia="zh-CN"/>
+                <w:b w:val="0"/>
+                <w:noProof/>
               </w:rPr>
-              <w:t>{{ stats.boat_fishing_event_count }}</w:t>
+              <w:t>{{ high_event.completed_at | default('—') }}</w:t>
             </w:r>
           </w:p>
         </w:tc>
@@ -208,53 +1375,59 @@
       <w:tr>
         <w:tc>
           <w:tcPr>
-            <w:tcW w:type="dxa" w:w="2160"/>
+            <w:tcW w:type="dxa" w:w="1531"/>
+            <w:vAlign w:val="center"/>
+            <w:tcMar>
+              <w:top w:w="125" w:type="dxa"/>
+              <w:start w:w="130" w:type="dxa"/>
+              <w:bottom w:w="125" w:type="dxa"/>
+              <w:end w:w="130" w:type="dxa"/>
+            </w:tcMar>
+            <w:tcBorders>
+              <w:bottom w:val="single" w:sz="6" w:color="D9E2EC"/>
+            </w:tcBorders>
+            <w:shd w:fill="F7F9FB"/>
           </w:tcPr>
           <w:p>
             <w:r>
               <w:rPr>
-                <w:sz w:val="18"/>
+                <w:rFonts w:ascii="Noto Sans CJK SC" w:hAnsi="Noto Sans CJK SC" w:eastAsia="Noto Sans CJK SC"/>
+                <w:color w:val="64748B"/>
+                <w:sz w:val="16"/>
+                <w:lang w:val="zh-CN" w:eastAsia="zh-CN"/>
+                <w:b/>
+                <w:noProof/>
               </w:rPr>
-              <w:t>自动广播次数</w:t>
+              <w:t>关键观测</w:t>
             </w:r>
           </w:p>
         </w:tc>
         <w:tc>
           <w:tcPr>
-            <w:tcW w:type="dxa" w:w="2160"/>
+            <w:tcW w:type="dxa" w:w="8107"/>
+            <w:vAlign w:val="center"/>
+            <w:tcMar>
+              <w:top w:w="125" w:type="dxa"/>
+              <w:start w:w="130" w:type="dxa"/>
+              <w:bottom w:w="125" w:type="dxa"/>
+              <w:end w:w="130" w:type="dxa"/>
+            </w:tcMar>
+            <w:gridSpan w:val="3"/>
+            <w:tcBorders>
+              <w:bottom w:val="single" w:sz="6" w:color="D9E2EC"/>
+            </w:tcBorders>
           </w:tcPr>
           <w:p>
             <w:r>
               <w:rPr>
-                <w:sz w:val="18"/>
+                <w:rFonts w:ascii="Noto Sans CJK SC" w:hAnsi="Noto Sans CJK SC" w:eastAsia="Noto Sans CJK SC"/>
+                <w:color w:val="243447"/>
+                <w:sz w:val="17"/>
+                <w:lang w:val="zh-CN" w:eastAsia="zh-CN"/>
+                <w:b w:val="0"/>
+                <w:noProof/>
               </w:rPr>
-              <w:t>{{ stats.auto_broadcast_count }}</w:t>
-            </w:r>
-          </w:p>
-        </w:tc>
-        <w:tc>
-          <w:tcPr>
-            <w:tcW w:type="dxa" w:w="2160"/>
-          </w:tcPr>
-          <w:p>
-            <w:r>
-              <w:rPr>
-                <w:sz w:val="18"/>
-              </w:rPr>
-              <w:t>人工广播次数</w:t>
-            </w:r>
-          </w:p>
-        </w:tc>
-        <w:tc>
-          <w:tcPr>
-            <w:tcW w:type="dxa" w:w="2160"/>
-          </w:tcPr>
-          <w:p>
-            <w:r>
-              <w:rPr>
-                <w:sz w:val="18"/>
-              </w:rPr>
-              <w:t>{{ stats.manual_broadcast_count }}</w:t>
+              <w:t>{{ high_event.key_observation | default('目标：人员｜置信度：91%｜区域：禁入区') }}</w:t>
             </w:r>
           </w:p>
         </w:tc>
@@ -262,112 +1435,293 @@
       <w:tr>
         <w:tc>
           <w:tcPr>
-            <w:tcW w:type="dxa" w:w="2160"/>
+            <w:tcW w:type="dxa" w:w="1531"/>
+            <w:vAlign w:val="center"/>
+            <w:tcMar>
+              <w:top w:w="125" w:type="dxa"/>
+              <w:start w:w="130" w:type="dxa"/>
+              <w:bottom w:w="125" w:type="dxa"/>
+              <w:end w:w="130" w:type="dxa"/>
+            </w:tcMar>
+            <w:tcBorders>
+              <w:bottom w:val="single" w:sz="6" w:color="D9E2EC"/>
+            </w:tcBorders>
+            <w:shd w:fill="F7F9FB"/>
           </w:tcPr>
           <w:p>
             <w:r>
               <w:rPr>
-                <w:sz w:val="18"/>
+                <w:rFonts w:ascii="Noto Sans CJK SC" w:hAnsi="Noto Sans CJK SC" w:eastAsia="Noto Sans CJK SC"/>
+                <w:color w:val="64748B"/>
+                <w:sz w:val="16"/>
+                <w:lang w:val="zh-CN" w:eastAsia="zh-CN"/>
+                <w:b/>
+                <w:noProof/>
               </w:rPr>
-              <w:t>已闭环数量</w:t>
+              <w:t>处置情况</w:t>
             </w:r>
           </w:p>
         </w:tc>
         <w:tc>
           <w:tcPr>
-            <w:tcW w:type="dxa" w:w="2160"/>
+            <w:tcW w:type="dxa" w:w="8107"/>
+            <w:vAlign w:val="center"/>
+            <w:tcMar>
+              <w:top w:w="125" w:type="dxa"/>
+              <w:start w:w="130" w:type="dxa"/>
+              <w:bottom w:w="125" w:type="dxa"/>
+              <w:end w:w="130" w:type="dxa"/>
+            </w:tcMar>
+            <w:gridSpan w:val="3"/>
+            <w:tcBorders>
+              <w:bottom w:val="single" w:sz="6" w:color="D9E2EC"/>
+            </w:tcBorders>
           </w:tcPr>
           <w:p>
             <w:r>
               <w:rPr>
-                <w:sz w:val="18"/>
+                <w:rFonts w:ascii="Noto Sans CJK SC" w:hAnsi="Noto Sans CJK SC" w:eastAsia="Noto Sans CJK SC"/>
+                <w:color w:val="243447"/>
+                <w:sz w:val="17"/>
+                <w:lang w:val="zh-CN" w:eastAsia="zh-CN"/>
+                <w:b w:val="0"/>
+                <w:noProof/>
               </w:rPr>
-              <w:t>{{ stats.closed_count }}</w:t>
+              <w:t>{{ high_event.handling_summary | default('系统触发联动广播并通知值班人员复核') }}</w:t>
+            </w:r>
+          </w:p>
+        </w:tc>
+      </w:tr>
+      <w:tr>
+        <w:tc>
+          <w:tcPr>
+            <w:tcW w:type="dxa" w:w="1531"/>
+            <w:vAlign w:val="center"/>
+            <w:tcMar>
+              <w:top w:w="125" w:type="dxa"/>
+              <w:start w:w="130" w:type="dxa"/>
+              <w:bottom w:w="125" w:type="dxa"/>
+              <w:end w:w="130" w:type="dxa"/>
+            </w:tcMar>
+            <w:tcBorders>
+              <w:bottom w:val="single" w:sz="6" w:color="D9E2EC"/>
+            </w:tcBorders>
+            <w:shd w:fill="F7F9FB"/>
+          </w:tcPr>
+          <w:p>
+            <w:r>
+              <w:rPr>
+                <w:rFonts w:ascii="Noto Sans CJK SC" w:hAnsi="Noto Sans CJK SC" w:eastAsia="Noto Sans CJK SC"/>
+                <w:color w:val="64748B"/>
+                <w:sz w:val="16"/>
+                <w:lang w:val="zh-CN" w:eastAsia="zh-CN"/>
+                <w:b/>
+                <w:noProof/>
+              </w:rPr>
+              <w:t>事件摘要</w:t>
             </w:r>
           </w:p>
         </w:tc>
         <w:tc>
           <w:tcPr>
-            <w:tcW w:type="dxa" w:w="2160"/>
+            <w:tcW w:type="dxa" w:w="8107"/>
+            <w:vAlign w:val="center"/>
+            <w:tcMar>
+              <w:top w:w="125" w:type="dxa"/>
+              <w:start w:w="130" w:type="dxa"/>
+              <w:bottom w:w="125" w:type="dxa"/>
+              <w:end w:w="130" w:type="dxa"/>
+            </w:tcMar>
+            <w:gridSpan w:val="3"/>
+            <w:tcBorders>
+              <w:bottom w:val="single" w:sz="6" w:color="D9E2EC"/>
+            </w:tcBorders>
           </w:tcPr>
           <w:p>
             <w:r>
               <w:rPr>
-                <w:sz w:val="18"/>
+                <w:rFonts w:ascii="Noto Sans CJK SC" w:hAnsi="Noto Sans CJK SC" w:eastAsia="Noto Sans CJK SC"/>
+                <w:color w:val="243447"/>
+                <w:sz w:val="17"/>
+                <w:lang w:val="zh-CN" w:eastAsia="zh-CN"/>
+                <w:b w:val="0"/>
+                <w:noProof/>
               </w:rPr>
-              <w:t>未闭环数量</w:t>
-            </w:r>
-          </w:p>
-        </w:tc>
-        <w:tc>
-          <w:tcPr>
-            <w:tcW w:type="dxa" w:w="2160"/>
-          </w:tcPr>
-          <w:p>
-            <w:r>
-              <w:rPr>
-                <w:sz w:val="18"/>
-              </w:rPr>
-              <w:t>{{ stats.unclosed_count }}</w:t>
+              <w:t>{{ high_event.summary | default('监测到人员进入重点管控区域，已生成事件并进入处置流程。') }}</w:t>
             </w:r>
           </w:p>
         </w:tc>
       </w:tr>
     </w:tbl>
     <w:p>
+      <w:pPr>
+        <w:spacing w:before="80" w:after="100" w:line="276" w:lineRule="auto"/>
+      </w:pPr>
       <w:r>
         <w:rPr>
-          <w:b/>
+          <w:rFonts w:ascii="Noto Sans CJK SC" w:hAnsi="Noto Sans CJK SC" w:eastAsia="Noto Sans CJK SC"/>
+          <w:color w:val="64748B"/>
+          <w:sz w:val="16"/>
+          <w:lang w:val="zh-CN" w:eastAsia="zh-CN"/>
+          <w:b w:val="0"/>
+          <w:noProof/>
         </w:rPr>
-        <w:t>平均响应时间：</w:t>
-      </w:r>
-      <w:r>
-        <w:t>{{ stats.avg_response_time }}</w:t>
-      </w:r>
-      <w:r>
-        <w:rPr>
-          <w:b/>
-        </w:rPr>
-        <w:t xml:space="preserve">    平均处置时间：</w:t>
-      </w:r>
-      <w:r>
-        <w:t>{{ stats.avg_disposal_time }}</w:t>
+        <w:t>图像佐证：无可用图像</w:t>
       </w:r>
     </w:p>
     <w:p>
       <w:pPr>
-        <w:pStyle w:val="Heading1"/>
-        <w:jc w:val="left"/>
+        <w:spacing w:after="40"/>
+      </w:pPr>
+    </w:p>
+    <w:p>
+      <w:r>
+        <w:br w:type="page"/>
+      </w:r>
+    </w:p>
+    <w:p>
+      <w:pPr>
+        <w:spacing w:before="0" w:after="100" w:line="276" w:lineRule="auto"/>
+        <w:pBdr>
+          <w:bottom w:val="single" w:sz="14" w:color="D97706" w:space="5"/>
+        </w:pBdr>
       </w:pPr>
       <w:r>
-        <w:t>二、事件明细</w:t>
+        <w:rPr>
+          <w:rFonts w:ascii="Noto Serif CJK SC" w:hAnsi="Noto Serif CJK SC" w:eastAsia="Noto Serif CJK SC"/>
+          <w:color w:val="D97706"/>
+          <w:sz w:val="34"/>
+          <w:lang w:val="zh-CN" w:eastAsia="zh-CN"/>
+          <w:b w:val="0"/>
+          <w:noProof/>
+        </w:rPr>
+        <w:t>03</w:t>
+      </w:r>
+      <w:r>
+        <w:rPr>
+          <w:rFonts w:ascii="Noto Serif CJK SC" w:hAnsi="Noto Serif CJK SC" w:eastAsia="Noto Serif CJK SC"/>
+          <w:color w:val="D97706"/>
+          <w:sz w:val="34"/>
+          <w:lang w:val="zh-CN" w:eastAsia="zh-CN"/>
+          <w:b/>
+          <w:noProof/>
+        </w:rPr>
+        <w:t xml:space="preserve">  中风险事件</w:t>
       </w:r>
     </w:p>
     <w:tbl>
       <w:tblPr>
-        <w:tblStyle w:val="TableGrid"/>
         <w:tblW w:type="auto" w:w="0"/>
+        <w:jc w:val="center"/>
+        <w:tblLayout w:type="fixed"/>
         <w:tblLook w:firstColumn="1" w:firstRow="1" w:lastColumn="0" w:lastRow="0" w:noHBand="0" w:noVBand="1" w:val="04A0"/>
       </w:tblPr>
       <w:tblGrid>
-        <w:gridCol w:w="1080"/>
-        <w:gridCol w:w="1080"/>
-        <w:gridCol w:w="1080"/>
-        <w:gridCol w:w="1080"/>
-        <w:gridCol w:w="1080"/>
-        <w:gridCol w:w="1080"/>
-        <w:gridCol w:w="1080"/>
-        <w:gridCol w:w="1080"/>
+        <w:gridCol w:w="2409"/>
+        <w:gridCol w:w="2409"/>
+        <w:gridCol w:w="2409"/>
+        <w:gridCol w:w="2409"/>
       </w:tblGrid>
       <w:tr>
         <w:tc>
           <w:tcPr>
-            <w:tcW w:type="dxa" w:w="1080"/>
+            <w:tcW w:type="dxa" w:w="6350"/>
+            <w:vAlign w:val="center"/>
+            <w:tcMar>
+              <w:top w:w="150" w:type="dxa"/>
+              <w:start w:w="150" w:type="dxa"/>
+              <w:bottom w:w="150" w:type="dxa"/>
+              <w:end w:w="150" w:type="dxa"/>
+            </w:tcMar>
+            <w:gridSpan w:val="3"/>
+            <w:tcBorders>
+              <w:bottom w:val="single" w:sz="6" w:color="D9E2EC"/>
+            </w:tcBorders>
+            <w:shd w:fill="FFF4E5"/>
           </w:tcPr>
           <w:p>
             <w:r>
               <w:rPr>
+                <w:rFonts w:ascii="Noto Serif CJK SC" w:hAnsi="Noto Serif CJK SC" w:eastAsia="Noto Serif CJK SC"/>
+                <w:color w:val="D97706"/>
+                <w:sz w:val="24"/>
+                <w:lang w:val="zh-CN" w:eastAsia="zh-CN"/>
+                <w:b/>
+                <w:noProof/>
+              </w:rPr>
+              <w:t>{{ medium_event.event_name | default('大风警报') }}</w:t>
+            </w:r>
+            <w:r>
+              <w:rPr>
+                <w:rFonts w:ascii="Noto Sans CJK SC" w:hAnsi="Noto Sans CJK SC" w:eastAsia="Noto Sans CJK SC"/>
+                <w:color w:val="64748B"/>
+                <w:sz w:val="15"/>
+                <w:lang w:val="zh-CN" w:eastAsia="zh-CN"/>
+                <w:b w:val="0"/>
+                <w:noProof/>
+              </w:rPr>
+              <w:t xml:space="preserve">    {{ medium_event.instance_no | default('EVT_YYYYMMDD_RPT_002') }}</w:t>
+            </w:r>
+          </w:p>
+        </w:tc>
+        <w:tc>
+          <w:tcPr>
+            <w:tcW w:type="dxa" w:w="3288"/>
+            <w:vAlign w:val="center"/>
+            <w:tcMar>
+              <w:top w:w="150" w:type="dxa"/>
+              <w:start w:w="150" w:type="dxa"/>
+              <w:bottom w:w="150" w:type="dxa"/>
+              <w:end w:w="150" w:type="dxa"/>
+            </w:tcMar>
+            <w:tcBorders>
+              <w:bottom w:val="single" w:sz="6" w:color="D9E2EC"/>
+            </w:tcBorders>
+            <w:shd w:fill="FFF4E5"/>
+          </w:tcPr>
+          <w:p>
+            <w:pPr>
+              <w:jc w:val="right"/>
+            </w:pPr>
+            <w:r>
+              <w:rPr>
+                <w:rFonts w:ascii="Noto Sans CJK SC" w:hAnsi="Noto Sans CJK SC" w:eastAsia="Noto Sans CJK SC"/>
+                <w:color w:val="D97706"/>
                 <w:sz w:val="18"/>
+                <w:lang w:val="zh-CN" w:eastAsia="zh-CN"/>
+                <w:b/>
+                <w:noProof/>
+              </w:rPr>
+              <w:t>中风险</w:t>
+            </w:r>
+          </w:p>
+        </w:tc>
+      </w:tr>
+      <w:tr>
+        <w:tc>
+          <w:tcPr>
+            <w:tcW w:type="dxa" w:w="1531"/>
+            <w:vAlign w:val="center"/>
+            <w:tcMar>
+              <w:top w:w="125" w:type="dxa"/>
+              <w:start w:w="130" w:type="dxa"/>
+              <w:bottom w:w="125" w:type="dxa"/>
+              <w:end w:w="130" w:type="dxa"/>
+            </w:tcMar>
+            <w:tcBorders>
+              <w:bottom w:val="single" w:sz="6" w:color="D9E2EC"/>
+            </w:tcBorders>
+            <w:shd w:fill="F7F9FB"/>
+          </w:tcPr>
+          <w:p>
+            <w:r>
+              <w:rPr>
+                <w:rFonts w:ascii="Noto Sans CJK SC" w:hAnsi="Noto Sans CJK SC" w:eastAsia="Noto Sans CJK SC"/>
+                <w:color w:val="64748B"/>
+                <w:sz w:val="16"/>
+                <w:lang w:val="zh-CN" w:eastAsia="zh-CN"/>
+                <w:b/>
+                <w:noProof/>
               </w:rPr>
               <w:t>发生时间</w:t>
             </w:r>
@@ -375,92 +1729,86 @@
         </w:tc>
         <w:tc>
           <w:tcPr>
-            <w:tcW w:type="dxa" w:w="1080"/>
+            <w:tcW w:type="dxa" w:w="3288"/>
+            <w:vAlign w:val="center"/>
+            <w:tcMar>
+              <w:top w:w="125" w:type="dxa"/>
+              <w:start w:w="130" w:type="dxa"/>
+              <w:bottom w:w="125" w:type="dxa"/>
+              <w:end w:w="130" w:type="dxa"/>
+            </w:tcMar>
+            <w:tcBorders>
+              <w:bottom w:val="single" w:sz="6" w:color="D9E2EC"/>
+            </w:tcBorders>
           </w:tcPr>
           <w:p>
             <w:r>
               <w:rPr>
-                <w:sz w:val="18"/>
+                <w:rFonts w:ascii="Noto Sans CJK SC" w:hAnsi="Noto Sans CJK SC" w:eastAsia="Noto Sans CJK SC"/>
+                <w:color w:val="243447"/>
+                <w:sz w:val="16"/>
+                <w:lang w:val="zh-CN" w:eastAsia="zh-CN"/>
+                <w:b w:val="0"/>
+                <w:noProof/>
               </w:rPr>
-              <w:t>摄像头</w:t>
+              <w:t>{{ medium_event.occur_time | default('12:15:00') }}</w:t>
             </w:r>
           </w:p>
         </w:tc>
         <w:tc>
           <w:tcPr>
-            <w:tcW w:type="dxa" w:w="1080"/>
+            <w:tcW w:type="dxa" w:w="1531"/>
+            <w:vAlign w:val="center"/>
+            <w:tcMar>
+              <w:top w:w="125" w:type="dxa"/>
+              <w:start w:w="130" w:type="dxa"/>
+              <w:bottom w:w="125" w:type="dxa"/>
+              <w:end w:w="130" w:type="dxa"/>
+            </w:tcMar>
+            <w:tcBorders>
+              <w:bottom w:val="single" w:sz="6" w:color="D9E2EC"/>
+            </w:tcBorders>
+            <w:shd w:fill="F7F9FB"/>
           </w:tcPr>
           <w:p>
             <w:r>
               <w:rPr>
-                <w:sz w:val="18"/>
+                <w:rFonts w:ascii="Noto Sans CJK SC" w:hAnsi="Noto Sans CJK SC" w:eastAsia="Noto Sans CJK SC"/>
+                <w:color w:val="64748B"/>
+                <w:sz w:val="16"/>
+                <w:lang w:val="zh-CN" w:eastAsia="zh-CN"/>
+                <w:b/>
+                <w:noProof/>
               </w:rPr>
-              <w:t>事件类型</w:t>
+              <w:t>当前状态</w:t>
             </w:r>
           </w:p>
         </w:tc>
         <w:tc>
           <w:tcPr>
-            <w:tcW w:type="dxa" w:w="1080"/>
+            <w:tcW w:type="dxa" w:w="3288"/>
+            <w:vAlign w:val="center"/>
+            <w:tcMar>
+              <w:top w:w="125" w:type="dxa"/>
+              <w:start w:w="130" w:type="dxa"/>
+              <w:bottom w:w="125" w:type="dxa"/>
+              <w:end w:w="130" w:type="dxa"/>
+            </w:tcMar>
+            <w:tcBorders>
+              <w:bottom w:val="single" w:sz="6" w:color="D9E2EC"/>
+            </w:tcBorders>
           </w:tcPr>
           <w:p>
             <w:r>
               <w:rPr>
-                <w:sz w:val="18"/>
+                <w:rFonts w:ascii="Noto Sans CJK SC" w:hAnsi="Noto Sans CJK SC" w:eastAsia="Noto Sans CJK SC"/>
+                <w:color w:val="243447"/>
+                <w:sz w:val="16"/>
+                <w:lang w:val="zh-CN" w:eastAsia="zh-CN"/>
+                <w:b w:val="0"/>
+                <w:noProof/>
               </w:rPr>
-              <w:t>风险等级</w:t>
-            </w:r>
-          </w:p>
-        </w:tc>
-        <w:tc>
-          <w:tcPr>
-            <w:tcW w:type="dxa" w:w="1080"/>
-          </w:tcPr>
-          <w:p>
-            <w:r>
-              <w:rPr>
-                <w:sz w:val="18"/>
-              </w:rPr>
-              <w:t>广播情况</w:t>
-            </w:r>
-          </w:p>
-        </w:tc>
-        <w:tc>
-          <w:tcPr>
-            <w:tcW w:type="dxa" w:w="1080"/>
-          </w:tcPr>
-          <w:p>
-            <w:r>
-              <w:rPr>
-                <w:sz w:val="18"/>
-              </w:rPr>
-              <w:t>处置人员</w:t>
-            </w:r>
-          </w:p>
-        </w:tc>
-        <w:tc>
-          <w:tcPr>
-            <w:tcW w:type="dxa" w:w="1080"/>
-          </w:tcPr>
-          <w:p>
-            <w:r>
-              <w:rPr>
-                <w:sz w:val="18"/>
-              </w:rPr>
-              <w:t>处置结果</w:t>
-            </w:r>
-          </w:p>
-        </w:tc>
-        <w:tc>
-          <w:tcPr>
-            <w:tcW w:type="dxa" w:w="1080"/>
-          </w:tcPr>
-          <w:p>
-            <w:r>
-              <w:rPr>
-                <w:sz w:val="18"/>
-              </w:rPr>
-              <w:t>完成时间</w:t>
+              <w:t>{{ medium_event.result_label | default('处理中') }}</w:t>
             </w:r>
           </w:p>
         </w:tc>
@@ -468,162 +1816,115 @@
       <w:tr>
         <w:tc>
           <w:tcPr>
-            <w:tcW w:type="dxa" w:w="1080"/>
+            <w:tcW w:type="dxa" w:w="1531"/>
+            <w:vAlign w:val="center"/>
+            <w:tcMar>
+              <w:top w:w="125" w:type="dxa"/>
+              <w:start w:w="130" w:type="dxa"/>
+              <w:bottom w:w="125" w:type="dxa"/>
+              <w:end w:w="130" w:type="dxa"/>
+            </w:tcMar>
+            <w:tcBorders>
+              <w:bottom w:val="single" w:sz="6" w:color="D9E2EC"/>
+            </w:tcBorders>
+            <w:shd w:fill="F7F9FB"/>
           </w:tcPr>
           <w:p>
             <w:r>
               <w:rPr>
-                <w:sz w:val="18"/>
+                <w:rFonts w:ascii="Noto Sans CJK SC" w:hAnsi="Noto Sans CJK SC" w:eastAsia="Noto Sans CJK SC"/>
+                <w:color w:val="64748B"/>
+                <w:sz w:val="16"/>
+                <w:lang w:val="zh-CN" w:eastAsia="zh-CN"/>
+                <w:b/>
+                <w:noProof/>
               </w:rPr>
-              <w:t>{%tr for row in event_rows %}</w:t>
+              <w:t>来源 / 位置</w:t>
             </w:r>
           </w:p>
         </w:tc>
         <w:tc>
           <w:tcPr>
-            <w:tcW w:type="dxa" w:w="1080"/>
-          </w:tcPr>
-          <w:p/>
-        </w:tc>
-        <w:tc>
-          <w:tcPr>
-            <w:tcW w:type="dxa" w:w="1080"/>
-          </w:tcPr>
-          <w:p/>
-        </w:tc>
-        <w:tc>
-          <w:tcPr>
-            <w:tcW w:type="dxa" w:w="1080"/>
-          </w:tcPr>
-          <w:p/>
-        </w:tc>
-        <w:tc>
-          <w:tcPr>
-            <w:tcW w:type="dxa" w:w="1080"/>
-          </w:tcPr>
-          <w:p/>
-        </w:tc>
-        <w:tc>
-          <w:tcPr>
-            <w:tcW w:type="dxa" w:w="1080"/>
-          </w:tcPr>
-          <w:p/>
-        </w:tc>
-        <w:tc>
-          <w:tcPr>
-            <w:tcW w:type="dxa" w:w="1080"/>
-          </w:tcPr>
-          <w:p/>
-        </w:tc>
-        <w:tc>
-          <w:tcPr>
-            <w:tcW w:type="dxa" w:w="1080"/>
-          </w:tcPr>
-          <w:p/>
-        </w:tc>
-      </w:tr>
-      <w:tr>
-        <w:tc>
-          <w:tcPr>
-            <w:tcW w:type="dxa" w:w="1080"/>
+            <w:tcW w:type="dxa" w:w="3288"/>
+            <w:vAlign w:val="center"/>
+            <w:tcMar>
+              <w:top w:w="125" w:type="dxa"/>
+              <w:start w:w="130" w:type="dxa"/>
+              <w:bottom w:w="125" w:type="dxa"/>
+              <w:end w:w="130" w:type="dxa"/>
+            </w:tcMar>
+            <w:tcBorders>
+              <w:bottom w:val="single" w:sz="6" w:color="D9E2EC"/>
+            </w:tcBorders>
           </w:tcPr>
           <w:p>
             <w:r>
               <w:rPr>
-                <w:sz w:val="18"/>
+                <w:rFonts w:ascii="Noto Sans CJK SC" w:hAnsi="Noto Sans CJK SC" w:eastAsia="Noto Sans CJK SC"/>
+                <w:color w:val="243447"/>
+                <w:sz w:val="16"/>
+                <w:lang w:val="zh-CN" w:eastAsia="zh-CN"/>
+                <w:b w:val="0"/>
+                <w:noProof/>
               </w:rPr>
-              <w:t>{{ row.occur_time }}</w:t>
+              <w:t>{{ medium_event.source_label | default('传感器') }} · {{ medium_event.location | default('风速风向传感器') }}</w:t>
             </w:r>
           </w:p>
         </w:tc>
         <w:tc>
           <w:tcPr>
-            <w:tcW w:type="dxa" w:w="1080"/>
+            <w:tcW w:type="dxa" w:w="1531"/>
+            <w:vAlign w:val="center"/>
+            <w:tcMar>
+              <w:top w:w="125" w:type="dxa"/>
+              <w:start w:w="130" w:type="dxa"/>
+              <w:bottom w:w="125" w:type="dxa"/>
+              <w:end w:w="130" w:type="dxa"/>
+            </w:tcMar>
+            <w:tcBorders>
+              <w:bottom w:val="single" w:sz="6" w:color="D9E2EC"/>
+            </w:tcBorders>
+            <w:shd w:fill="F7F9FB"/>
           </w:tcPr>
           <w:p>
             <w:r>
               <w:rPr>
-                <w:sz w:val="18"/>
+                <w:rFonts w:ascii="Noto Sans CJK SC" w:hAnsi="Noto Sans CJK SC" w:eastAsia="Noto Sans CJK SC"/>
+                <w:color w:val="64748B"/>
+                <w:sz w:val="16"/>
+                <w:lang w:val="zh-CN" w:eastAsia="zh-CN"/>
+                <w:b/>
+                <w:noProof/>
               </w:rPr>
-              <w:t>{{ row.camera_name }}</w:t>
+              <w:t>完成时间</w:t>
             </w:r>
           </w:p>
         </w:tc>
         <w:tc>
           <w:tcPr>
-            <w:tcW w:type="dxa" w:w="1080"/>
+            <w:tcW w:type="dxa" w:w="3288"/>
+            <w:vAlign w:val="center"/>
+            <w:tcMar>
+              <w:top w:w="125" w:type="dxa"/>
+              <w:start w:w="130" w:type="dxa"/>
+              <w:bottom w:w="125" w:type="dxa"/>
+              <w:end w:w="130" w:type="dxa"/>
+            </w:tcMar>
+            <w:tcBorders>
+              <w:bottom w:val="single" w:sz="6" w:color="D9E2EC"/>
+            </w:tcBorders>
           </w:tcPr>
           <w:p>
             <w:r>
               <w:rPr>
-                <w:sz w:val="18"/>
+                <w:rFonts w:ascii="Noto Sans CJK SC" w:hAnsi="Noto Sans CJK SC" w:eastAsia="Noto Sans CJK SC"/>
+                <w:color w:val="243447"/>
+                <w:sz w:val="16"/>
+                <w:lang w:val="zh-CN" w:eastAsia="zh-CN"/>
+                <w:b w:val="0"/>
+                <w:noProof/>
               </w:rPr>
-              <w:t>{{ row.scene_type }}</w:t>
-            </w:r>
-          </w:p>
-        </w:tc>
-        <w:tc>
-          <w:tcPr>
-            <w:tcW w:type="dxa" w:w="1080"/>
-          </w:tcPr>
-          <w:p>
-            <w:r>
-              <w:rPr>
-                <w:sz w:val="18"/>
-              </w:rPr>
-              <w:t>{{ row.risk_level }}</w:t>
-            </w:r>
-          </w:p>
-        </w:tc>
-        <w:tc>
-          <w:tcPr>
-            <w:tcW w:type="dxa" w:w="1080"/>
-          </w:tcPr>
-          <w:p>
-            <w:r>
-              <w:rPr>
-                <w:sz w:val="18"/>
-              </w:rPr>
-              <w:t>{{ row.broadcast_status }}</w:t>
-            </w:r>
-          </w:p>
-        </w:tc>
-        <w:tc>
-          <w:tcPr>
-            <w:tcW w:type="dxa" w:w="1080"/>
-          </w:tcPr>
-          <w:p>
-            <w:r>
-              <w:rPr>
-                <w:sz w:val="18"/>
-              </w:rPr>
-              <w:t>{{ row.operator }}</w:t>
-            </w:r>
-          </w:p>
-        </w:tc>
-        <w:tc>
-          <w:tcPr>
-            <w:tcW w:type="dxa" w:w="1080"/>
-          </w:tcPr>
-          <w:p>
-            <w:r>
-              <w:rPr>
-                <w:sz w:val="18"/>
-              </w:rPr>
-              <w:t>{{ row.disposal_result }}</w:t>
-            </w:r>
-          </w:p>
-        </w:tc>
-        <w:tc>
-          <w:tcPr>
-            <w:tcW w:type="dxa" w:w="1080"/>
-          </w:tcPr>
-          <w:p>
-            <w:r>
-              <w:rPr>
-                <w:sz w:val="18"/>
-              </w:rPr>
-              <w:t>{{ row.completed_at }}</w:t>
+              <w:t>{{ medium_event.completed_at | default('—') }}</w:t>
             </w:r>
           </w:p>
         </w:tc>
@@ -631,93 +1932,337 @@
       <w:tr>
         <w:tc>
           <w:tcPr>
-            <w:tcW w:type="dxa" w:w="1080"/>
+            <w:tcW w:type="dxa" w:w="1531"/>
+            <w:vAlign w:val="center"/>
+            <w:tcMar>
+              <w:top w:w="125" w:type="dxa"/>
+              <w:start w:w="130" w:type="dxa"/>
+              <w:bottom w:w="125" w:type="dxa"/>
+              <w:end w:w="130" w:type="dxa"/>
+            </w:tcMar>
+            <w:tcBorders>
+              <w:bottom w:val="single" w:sz="6" w:color="D9E2EC"/>
+            </w:tcBorders>
+            <w:shd w:fill="F7F9FB"/>
           </w:tcPr>
           <w:p>
             <w:r>
               <w:rPr>
-                <w:sz w:val="18"/>
+                <w:rFonts w:ascii="Noto Sans CJK SC" w:hAnsi="Noto Sans CJK SC" w:eastAsia="Noto Sans CJK SC"/>
+                <w:color w:val="64748B"/>
+                <w:sz w:val="16"/>
+                <w:lang w:val="zh-CN" w:eastAsia="zh-CN"/>
+                <w:b/>
+                <w:noProof/>
               </w:rPr>
-              <w:t>{%tr endfor %}</w:t>
+              <w:t>关键观测</w:t>
             </w:r>
           </w:p>
         </w:tc>
         <w:tc>
           <w:tcPr>
-            <w:tcW w:type="dxa" w:w="1080"/>
+            <w:tcW w:type="dxa" w:w="8107"/>
+            <w:vAlign w:val="center"/>
+            <w:tcMar>
+              <w:top w:w="125" w:type="dxa"/>
+              <w:start w:w="130" w:type="dxa"/>
+              <w:bottom w:w="125" w:type="dxa"/>
+              <w:end w:w="130" w:type="dxa"/>
+            </w:tcMar>
+            <w:gridSpan w:val="3"/>
+            <w:tcBorders>
+              <w:bottom w:val="single" w:sz="6" w:color="D9E2EC"/>
+            </w:tcBorders>
           </w:tcPr>
-          <w:p/>
+          <w:p>
+            <w:r>
+              <w:rPr>
+                <w:rFonts w:ascii="Noto Sans CJK SC" w:hAnsi="Noto Sans CJK SC" w:eastAsia="Noto Sans CJK SC"/>
+                <w:color w:val="243447"/>
+                <w:sz w:val="17"/>
+                <w:lang w:val="zh-CN" w:eastAsia="zh-CN"/>
+                <w:b w:val="0"/>
+                <w:noProof/>
+              </w:rPr>
+              <w:t>{{ medium_event.key_observation | default('风速：18.6m/s｜风向：118°') }}</w:t>
+            </w:r>
+          </w:p>
+        </w:tc>
+      </w:tr>
+      <w:tr>
+        <w:tc>
+          <w:tcPr>
+            <w:tcW w:type="dxa" w:w="1531"/>
+            <w:vAlign w:val="center"/>
+            <w:tcMar>
+              <w:top w:w="125" w:type="dxa"/>
+              <w:start w:w="130" w:type="dxa"/>
+              <w:bottom w:w="125" w:type="dxa"/>
+              <w:end w:w="130" w:type="dxa"/>
+            </w:tcMar>
+            <w:tcBorders>
+              <w:bottom w:val="single" w:sz="6" w:color="D9E2EC"/>
+            </w:tcBorders>
+            <w:shd w:fill="F7F9FB"/>
+          </w:tcPr>
+          <w:p>
+            <w:r>
+              <w:rPr>
+                <w:rFonts w:ascii="Noto Sans CJK SC" w:hAnsi="Noto Sans CJK SC" w:eastAsia="Noto Sans CJK SC"/>
+                <w:color w:val="64748B"/>
+                <w:sz w:val="16"/>
+                <w:lang w:val="zh-CN" w:eastAsia="zh-CN"/>
+                <w:b/>
+                <w:noProof/>
+              </w:rPr>
+              <w:t>处置情况</w:t>
+            </w:r>
+          </w:p>
         </w:tc>
         <w:tc>
           <w:tcPr>
-            <w:tcW w:type="dxa" w:w="1080"/>
+            <w:tcW w:type="dxa" w:w="8107"/>
+            <w:vAlign w:val="center"/>
+            <w:tcMar>
+              <w:top w:w="125" w:type="dxa"/>
+              <w:start w:w="130" w:type="dxa"/>
+              <w:bottom w:w="125" w:type="dxa"/>
+              <w:end w:w="130" w:type="dxa"/>
+            </w:tcMar>
+            <w:gridSpan w:val="3"/>
+            <w:tcBorders>
+              <w:bottom w:val="single" w:sz="6" w:color="D9E2EC"/>
+            </w:tcBorders>
           </w:tcPr>
-          <w:p/>
+          <w:p>
+            <w:r>
+              <w:rPr>
+                <w:rFonts w:ascii="Noto Sans CJK SC" w:hAnsi="Noto Sans CJK SC" w:eastAsia="Noto Sans CJK SC"/>
+                <w:color w:val="243447"/>
+                <w:sz w:val="17"/>
+                <w:lang w:val="zh-CN" w:eastAsia="zh-CN"/>
+                <w:b w:val="0"/>
+                <w:noProof/>
+              </w:rPr>
+              <w:t>{{ medium_event.handling_summary | default('大风广播提醒已自动执行') }}</w:t>
+            </w:r>
+          </w:p>
+        </w:tc>
+      </w:tr>
+      <w:tr>
+        <w:tc>
+          <w:tcPr>
+            <w:tcW w:type="dxa" w:w="1531"/>
+            <w:vAlign w:val="center"/>
+            <w:tcMar>
+              <w:top w:w="125" w:type="dxa"/>
+              <w:start w:w="130" w:type="dxa"/>
+              <w:bottom w:w="125" w:type="dxa"/>
+              <w:end w:w="130" w:type="dxa"/>
+            </w:tcMar>
+            <w:tcBorders>
+              <w:bottom w:val="single" w:sz="6" w:color="D9E2EC"/>
+            </w:tcBorders>
+            <w:shd w:fill="F7F9FB"/>
+          </w:tcPr>
+          <w:p>
+            <w:r>
+              <w:rPr>
+                <w:rFonts w:ascii="Noto Sans CJK SC" w:hAnsi="Noto Sans CJK SC" w:eastAsia="Noto Sans CJK SC"/>
+                <w:color w:val="64748B"/>
+                <w:sz w:val="16"/>
+                <w:lang w:val="zh-CN" w:eastAsia="zh-CN"/>
+                <w:b/>
+                <w:noProof/>
+              </w:rPr>
+              <w:t>事件摘要</w:t>
+            </w:r>
+          </w:p>
         </w:tc>
         <w:tc>
           <w:tcPr>
-            <w:tcW w:type="dxa" w:w="1080"/>
+            <w:tcW w:type="dxa" w:w="8107"/>
+            <w:vAlign w:val="center"/>
+            <w:tcMar>
+              <w:top w:w="125" w:type="dxa"/>
+              <w:start w:w="130" w:type="dxa"/>
+              <w:bottom w:w="125" w:type="dxa"/>
+              <w:end w:w="130" w:type="dxa"/>
+            </w:tcMar>
+            <w:gridSpan w:val="3"/>
+            <w:tcBorders>
+              <w:bottom w:val="single" w:sz="6" w:color="D9E2EC"/>
+            </w:tcBorders>
           </w:tcPr>
-          <w:p/>
-        </w:tc>
-        <w:tc>
-          <w:tcPr>
-            <w:tcW w:type="dxa" w:w="1080"/>
-          </w:tcPr>
-          <w:p/>
-        </w:tc>
-        <w:tc>
-          <w:tcPr>
-            <w:tcW w:type="dxa" w:w="1080"/>
-          </w:tcPr>
-          <w:p/>
-        </w:tc>
-        <w:tc>
-          <w:tcPr>
-            <w:tcW w:type="dxa" w:w="1080"/>
-          </w:tcPr>
-          <w:p/>
-        </w:tc>
-        <w:tc>
-          <w:tcPr>
-            <w:tcW w:type="dxa" w:w="1080"/>
-          </w:tcPr>
-          <w:p/>
+          <w:p>
+            <w:r>
+              <w:rPr>
+                <w:rFonts w:ascii="Noto Sans CJK SC" w:hAnsi="Noto Sans CJK SC" w:eastAsia="Noto Sans CJK SC"/>
+                <w:color w:val="243447"/>
+                <w:sz w:val="17"/>
+                <w:lang w:val="zh-CN" w:eastAsia="zh-CN"/>
+                <w:b w:val="0"/>
+                <w:noProof/>
+              </w:rPr>
+              <w:t>{{ medium_event.summary | default('风速达到预警阈值，事件持续监测中。') }}</w:t>
+            </w:r>
+          </w:p>
         </w:tc>
       </w:tr>
     </w:tbl>
     <w:p>
       <w:pPr>
-        <w:pStyle w:val="Heading1"/>
-        <w:jc w:val="left"/>
+        <w:spacing w:after="40"/>
+      </w:pPr>
+    </w:p>
+    <w:p>
+      <w:r>
+        <w:br w:type="page"/>
+      </w:r>
+    </w:p>
+    <w:p>
+      <w:pPr>
+        <w:spacing w:before="0" w:after="100" w:line="276" w:lineRule="auto"/>
+        <w:pBdr>
+          <w:bottom w:val="single" w:sz="14" w:color="356A9A" w:space="5"/>
+        </w:pBdr>
       </w:pPr>
       <w:r>
-        <w:t>三、重点事件</w:t>
+        <w:rPr>
+          <w:rFonts w:ascii="Noto Serif CJK SC" w:hAnsi="Noto Serif CJK SC" w:eastAsia="Noto Serif CJK SC"/>
+          <w:color w:val="356A9A"/>
+          <w:sz w:val="34"/>
+          <w:lang w:val="zh-CN" w:eastAsia="zh-CN"/>
+          <w:b w:val="0"/>
+          <w:noProof/>
+        </w:rPr>
+        <w:t>04</w:t>
+      </w:r>
+      <w:r>
+        <w:rPr>
+          <w:rFonts w:ascii="Noto Serif CJK SC" w:hAnsi="Noto Serif CJK SC" w:eastAsia="Noto Serif CJK SC"/>
+          <w:color w:val="356A9A"/>
+          <w:sz w:val="34"/>
+          <w:lang w:val="zh-CN" w:eastAsia="zh-CN"/>
+          <w:b/>
+          <w:noProof/>
+        </w:rPr>
+        <w:t xml:space="preserve">  低风险事件</w:t>
       </w:r>
     </w:p>
     <w:tbl>
       <w:tblPr>
-        <w:tblStyle w:val="TableGrid"/>
         <w:tblW w:type="auto" w:w="0"/>
+        <w:jc w:val="center"/>
+        <w:tblLayout w:type="fixed"/>
         <w:tblLook w:firstColumn="1" w:firstRow="1" w:lastColumn="0" w:lastRow="0" w:noHBand="0" w:noVBand="1" w:val="04A0"/>
       </w:tblPr>
       <w:tblGrid>
-        <w:gridCol w:w="1440"/>
-        <w:gridCol w:w="1440"/>
-        <w:gridCol w:w="1440"/>
-        <w:gridCol w:w="1440"/>
-        <w:gridCol w:w="1440"/>
-        <w:gridCol w:w="1440"/>
+        <w:gridCol w:w="2409"/>
+        <w:gridCol w:w="2409"/>
+        <w:gridCol w:w="2409"/>
+        <w:gridCol w:w="2409"/>
       </w:tblGrid>
       <w:tr>
         <w:tc>
           <w:tcPr>
-            <w:tcW w:type="dxa" w:w="1440"/>
+            <w:tcW w:type="dxa" w:w="6350"/>
+            <w:vAlign w:val="center"/>
+            <w:tcMar>
+              <w:top w:w="150" w:type="dxa"/>
+              <w:start w:w="150" w:type="dxa"/>
+              <w:bottom w:w="150" w:type="dxa"/>
+              <w:end w:w="150" w:type="dxa"/>
+            </w:tcMar>
+            <w:gridSpan w:val="3"/>
+            <w:tcBorders>
+              <w:bottom w:val="single" w:sz="6" w:color="D9E2EC"/>
+            </w:tcBorders>
+            <w:shd w:fill="EAF2F8"/>
           </w:tcPr>
           <w:p>
             <w:r>
               <w:rPr>
+                <w:rFonts w:ascii="Noto Serif CJK SC" w:hAnsi="Noto Serif CJK SC" w:eastAsia="Noto Serif CJK SC"/>
+                <w:color w:val="356A9A"/>
+                <w:sz w:val="24"/>
+                <w:lang w:val="zh-CN" w:eastAsia="zh-CN"/>
+                <w:b/>
+                <w:noProof/>
+              </w:rPr>
+              <w:t>{{ low_event.event_name | default('设备离线恢复') }}</w:t>
+            </w:r>
+            <w:r>
+              <w:rPr>
+                <w:rFonts w:ascii="Noto Sans CJK SC" w:hAnsi="Noto Sans CJK SC" w:eastAsia="Noto Sans CJK SC"/>
+                <w:color w:val="64748B"/>
+                <w:sz w:val="15"/>
+                <w:lang w:val="zh-CN" w:eastAsia="zh-CN"/>
+                <w:b w:val="0"/>
+                <w:noProof/>
+              </w:rPr>
+              <w:t xml:space="preserve">    {{ low_event.instance_no | default('EVT_YYYYMMDD_RPT_003') }}</w:t>
+            </w:r>
+          </w:p>
+        </w:tc>
+        <w:tc>
+          <w:tcPr>
+            <w:tcW w:type="dxa" w:w="3288"/>
+            <w:vAlign w:val="center"/>
+            <w:tcMar>
+              <w:top w:w="150" w:type="dxa"/>
+              <w:start w:w="150" w:type="dxa"/>
+              <w:bottom w:w="150" w:type="dxa"/>
+              <w:end w:w="150" w:type="dxa"/>
+            </w:tcMar>
+            <w:tcBorders>
+              <w:bottom w:val="single" w:sz="6" w:color="D9E2EC"/>
+            </w:tcBorders>
+            <w:shd w:fill="EAF2F8"/>
+          </w:tcPr>
+          <w:p>
+            <w:pPr>
+              <w:jc w:val="right"/>
+            </w:pPr>
+            <w:r>
+              <w:rPr>
+                <w:rFonts w:ascii="Noto Sans CJK SC" w:hAnsi="Noto Sans CJK SC" w:eastAsia="Noto Sans CJK SC"/>
+                <w:color w:val="356A9A"/>
                 <w:sz w:val="18"/>
+                <w:lang w:val="zh-CN" w:eastAsia="zh-CN"/>
+                <w:b/>
+                <w:noProof/>
+              </w:rPr>
+              <w:t>低风险</w:t>
+            </w:r>
+          </w:p>
+        </w:tc>
+      </w:tr>
+      <w:tr>
+        <w:tc>
+          <w:tcPr>
+            <w:tcW w:type="dxa" w:w="1531"/>
+            <w:vAlign w:val="center"/>
+            <w:tcMar>
+              <w:top w:w="125" w:type="dxa"/>
+              <w:start w:w="130" w:type="dxa"/>
+              <w:bottom w:w="125" w:type="dxa"/>
+              <w:end w:w="130" w:type="dxa"/>
+            </w:tcMar>
+            <w:tcBorders>
+              <w:bottom w:val="single" w:sz="6" w:color="D9E2EC"/>
+            </w:tcBorders>
+            <w:shd w:fill="F7F9FB"/>
+          </w:tcPr>
+          <w:p>
+            <w:r>
+              <w:rPr>
+                <w:rFonts w:ascii="Noto Sans CJK SC" w:hAnsi="Noto Sans CJK SC" w:eastAsia="Noto Sans CJK SC"/>
+                <w:color w:val="64748B"/>
+                <w:sz w:val="16"/>
+                <w:lang w:val="zh-CN" w:eastAsia="zh-CN"/>
+                <w:b/>
+                <w:noProof/>
               </w:rPr>
               <w:t>发生时间</w:t>
             </w:r>
@@ -725,66 +2270,86 @@
         </w:tc>
         <w:tc>
           <w:tcPr>
-            <w:tcW w:type="dxa" w:w="1440"/>
+            <w:tcW w:type="dxa" w:w="3288"/>
+            <w:vAlign w:val="center"/>
+            <w:tcMar>
+              <w:top w:w="125" w:type="dxa"/>
+              <w:start w:w="130" w:type="dxa"/>
+              <w:bottom w:w="125" w:type="dxa"/>
+              <w:end w:w="130" w:type="dxa"/>
+            </w:tcMar>
+            <w:tcBorders>
+              <w:bottom w:val="single" w:sz="6" w:color="D9E2EC"/>
+            </w:tcBorders>
           </w:tcPr>
           <w:p>
             <w:r>
               <w:rPr>
-                <w:sz w:val="18"/>
+                <w:rFonts w:ascii="Noto Sans CJK SC" w:hAnsi="Noto Sans CJK SC" w:eastAsia="Noto Sans CJK SC"/>
+                <w:color w:val="243447"/>
+                <w:sz w:val="16"/>
+                <w:lang w:val="zh-CN" w:eastAsia="zh-CN"/>
+                <w:b w:val="0"/>
+                <w:noProof/>
               </w:rPr>
-              <w:t>摄像头</w:t>
+              <w:t>{{ low_event.occur_time | default('16:40:00') }}</w:t>
             </w:r>
           </w:p>
         </w:tc>
         <w:tc>
           <w:tcPr>
-            <w:tcW w:type="dxa" w:w="1440"/>
+            <w:tcW w:type="dxa" w:w="1531"/>
+            <w:vAlign w:val="center"/>
+            <w:tcMar>
+              <w:top w:w="125" w:type="dxa"/>
+              <w:start w:w="130" w:type="dxa"/>
+              <w:bottom w:w="125" w:type="dxa"/>
+              <w:end w:w="130" w:type="dxa"/>
+            </w:tcMar>
+            <w:tcBorders>
+              <w:bottom w:val="single" w:sz="6" w:color="D9E2EC"/>
+            </w:tcBorders>
+            <w:shd w:fill="F7F9FB"/>
           </w:tcPr>
           <w:p>
             <w:r>
               <w:rPr>
-                <w:sz w:val="18"/>
+                <w:rFonts w:ascii="Noto Sans CJK SC" w:hAnsi="Noto Sans CJK SC" w:eastAsia="Noto Sans CJK SC"/>
+                <w:color w:val="64748B"/>
+                <w:sz w:val="16"/>
+                <w:lang w:val="zh-CN" w:eastAsia="zh-CN"/>
+                <w:b/>
+                <w:noProof/>
               </w:rPr>
-              <w:t>事件类型</w:t>
+              <w:t>当前状态</w:t>
             </w:r>
           </w:p>
         </w:tc>
         <w:tc>
           <w:tcPr>
-            <w:tcW w:type="dxa" w:w="1440"/>
+            <w:tcW w:type="dxa" w:w="3288"/>
+            <w:vAlign w:val="center"/>
+            <w:tcMar>
+              <w:top w:w="125" w:type="dxa"/>
+              <w:start w:w="130" w:type="dxa"/>
+              <w:bottom w:w="125" w:type="dxa"/>
+              <w:end w:w="130" w:type="dxa"/>
+            </w:tcMar>
+            <w:tcBorders>
+              <w:bottom w:val="single" w:sz="6" w:color="D9E2EC"/>
+            </w:tcBorders>
           </w:tcPr>
           <w:p>
             <w:r>
               <w:rPr>
-                <w:sz w:val="18"/>
+                <w:rFonts w:ascii="Noto Sans CJK SC" w:hAnsi="Noto Sans CJK SC" w:eastAsia="Noto Sans CJK SC"/>
+                <w:color w:val="243447"/>
+                <w:sz w:val="16"/>
+                <w:lang w:val="zh-CN" w:eastAsia="zh-CN"/>
+                <w:b w:val="0"/>
+                <w:noProof/>
               </w:rPr>
-              <w:t>风险等级</w:t>
-            </w:r>
-          </w:p>
-        </w:tc>
-        <w:tc>
-          <w:tcPr>
-            <w:tcW w:type="dxa" w:w="1440"/>
-          </w:tcPr>
-          <w:p>
-            <w:r>
-              <w:rPr>
-                <w:sz w:val="18"/>
-              </w:rPr>
-              <w:t>处置人员</w:t>
-            </w:r>
-          </w:p>
-        </w:tc>
-        <w:tc>
-          <w:tcPr>
-            <w:tcW w:type="dxa" w:w="1440"/>
-          </w:tcPr>
-          <w:p>
-            <w:r>
-              <w:rPr>
-                <w:sz w:val="18"/>
-              </w:rPr>
-              <w:t>处置结果</w:t>
+              <w:t>{{ low_event.result_label | default('已闭环') }}</w:t>
             </w:r>
           </w:p>
         </w:tc>
@@ -792,124 +2357,115 @@
       <w:tr>
         <w:tc>
           <w:tcPr>
-            <w:tcW w:type="dxa" w:w="1440"/>
+            <w:tcW w:type="dxa" w:w="1531"/>
+            <w:vAlign w:val="center"/>
+            <w:tcMar>
+              <w:top w:w="125" w:type="dxa"/>
+              <w:start w:w="130" w:type="dxa"/>
+              <w:bottom w:w="125" w:type="dxa"/>
+              <w:end w:w="130" w:type="dxa"/>
+            </w:tcMar>
+            <w:tcBorders>
+              <w:bottom w:val="single" w:sz="6" w:color="D9E2EC"/>
+            </w:tcBorders>
+            <w:shd w:fill="F7F9FB"/>
           </w:tcPr>
           <w:p>
             <w:r>
               <w:rPr>
-                <w:sz w:val="18"/>
+                <w:rFonts w:ascii="Noto Sans CJK SC" w:hAnsi="Noto Sans CJK SC" w:eastAsia="Noto Sans CJK SC"/>
+                <w:color w:val="64748B"/>
+                <w:sz w:val="16"/>
+                <w:lang w:val="zh-CN" w:eastAsia="zh-CN"/>
+                <w:b/>
+                <w:noProof/>
               </w:rPr>
-              <w:t>{%tr for row in high_event_rows %}</w:t>
+              <w:t>来源 / 位置</w:t>
             </w:r>
           </w:p>
         </w:tc>
         <w:tc>
           <w:tcPr>
-            <w:tcW w:type="dxa" w:w="1440"/>
-          </w:tcPr>
-          <w:p/>
-        </w:tc>
-        <w:tc>
-          <w:tcPr>
-            <w:tcW w:type="dxa" w:w="1440"/>
-          </w:tcPr>
-          <w:p/>
-        </w:tc>
-        <w:tc>
-          <w:tcPr>
-            <w:tcW w:type="dxa" w:w="1440"/>
-          </w:tcPr>
-          <w:p/>
-        </w:tc>
-        <w:tc>
-          <w:tcPr>
-            <w:tcW w:type="dxa" w:w="1440"/>
-          </w:tcPr>
-          <w:p/>
-        </w:tc>
-        <w:tc>
-          <w:tcPr>
-            <w:tcW w:type="dxa" w:w="1440"/>
-          </w:tcPr>
-          <w:p/>
-        </w:tc>
-      </w:tr>
-      <w:tr>
-        <w:tc>
-          <w:tcPr>
-            <w:tcW w:type="dxa" w:w="1440"/>
+            <w:tcW w:type="dxa" w:w="3288"/>
+            <w:vAlign w:val="center"/>
+            <w:tcMar>
+              <w:top w:w="125" w:type="dxa"/>
+              <w:start w:w="130" w:type="dxa"/>
+              <w:bottom w:w="125" w:type="dxa"/>
+              <w:end w:w="130" w:type="dxa"/>
+            </w:tcMar>
+            <w:tcBorders>
+              <w:bottom w:val="single" w:sz="6" w:color="D9E2EC"/>
+            </w:tcBorders>
           </w:tcPr>
           <w:p>
             <w:r>
               <w:rPr>
-                <w:sz w:val="18"/>
+                <w:rFonts w:ascii="Noto Sans CJK SC" w:hAnsi="Noto Sans CJK SC" w:eastAsia="Noto Sans CJK SC"/>
+                <w:color w:val="243447"/>
+                <w:sz w:val="16"/>
+                <w:lang w:val="zh-CN" w:eastAsia="zh-CN"/>
+                <w:b w:val="0"/>
+                <w:noProof/>
               </w:rPr>
-              <w:t>{{ row.occur_time }}</w:t>
+              <w:t>{{ low_event.source_label | default('传感器') }} · {{ low_event.location | default('边缘计算节点') }}</w:t>
             </w:r>
           </w:p>
         </w:tc>
         <w:tc>
           <w:tcPr>
-            <w:tcW w:type="dxa" w:w="1440"/>
+            <w:tcW w:type="dxa" w:w="1531"/>
+            <w:vAlign w:val="center"/>
+            <w:tcMar>
+              <w:top w:w="125" w:type="dxa"/>
+              <w:start w:w="130" w:type="dxa"/>
+              <w:bottom w:w="125" w:type="dxa"/>
+              <w:end w:w="130" w:type="dxa"/>
+            </w:tcMar>
+            <w:tcBorders>
+              <w:bottom w:val="single" w:sz="6" w:color="D9E2EC"/>
+            </w:tcBorders>
+            <w:shd w:fill="F7F9FB"/>
           </w:tcPr>
           <w:p>
             <w:r>
               <w:rPr>
-                <w:sz w:val="18"/>
+                <w:rFonts w:ascii="Noto Sans CJK SC" w:hAnsi="Noto Sans CJK SC" w:eastAsia="Noto Sans CJK SC"/>
+                <w:color w:val="64748B"/>
+                <w:sz w:val="16"/>
+                <w:lang w:val="zh-CN" w:eastAsia="zh-CN"/>
+                <w:b/>
+                <w:noProof/>
               </w:rPr>
-              <w:t>{{ row.camera_name }}</w:t>
+              <w:t>完成时间</w:t>
             </w:r>
           </w:p>
         </w:tc>
         <w:tc>
           <w:tcPr>
-            <w:tcW w:type="dxa" w:w="1440"/>
+            <w:tcW w:type="dxa" w:w="3288"/>
+            <w:vAlign w:val="center"/>
+            <w:tcMar>
+              <w:top w:w="125" w:type="dxa"/>
+              <w:start w:w="130" w:type="dxa"/>
+              <w:bottom w:w="125" w:type="dxa"/>
+              <w:end w:w="130" w:type="dxa"/>
+            </w:tcMar>
+            <w:tcBorders>
+              <w:bottom w:val="single" w:sz="6" w:color="D9E2EC"/>
+            </w:tcBorders>
           </w:tcPr>
           <w:p>
             <w:r>
               <w:rPr>
-                <w:sz w:val="18"/>
+                <w:rFonts w:ascii="Noto Sans CJK SC" w:hAnsi="Noto Sans CJK SC" w:eastAsia="Noto Sans CJK SC"/>
+                <w:color w:val="243447"/>
+                <w:sz w:val="16"/>
+                <w:lang w:val="zh-CN" w:eastAsia="zh-CN"/>
+                <w:b w:val="0"/>
+                <w:noProof/>
               </w:rPr>
-              <w:t>{{ row.scene_type }}</w:t>
-            </w:r>
-          </w:p>
-        </w:tc>
-        <w:tc>
-          <w:tcPr>
-            <w:tcW w:type="dxa" w:w="1440"/>
-          </w:tcPr>
-          <w:p>
-            <w:r>
-              <w:rPr>
-                <w:sz w:val="18"/>
-              </w:rPr>
-              <w:t>{{ row.risk_level }}</w:t>
-            </w:r>
-          </w:p>
-        </w:tc>
-        <w:tc>
-          <w:tcPr>
-            <w:tcW w:type="dxa" w:w="1440"/>
-          </w:tcPr>
-          <w:p>
-            <w:r>
-              <w:rPr>
-                <w:sz w:val="18"/>
-              </w:rPr>
-              <w:t>{{ row.operator }}</w:t>
-            </w:r>
-          </w:p>
-        </w:tc>
-        <w:tc>
-          <w:tcPr>
-            <w:tcW w:type="dxa" w:w="1440"/>
-          </w:tcPr>
-          <w:p>
-            <w:r>
-              <w:rPr>
-                <w:sz w:val="18"/>
-              </w:rPr>
-              <w:t>{{ row.disposal_result }}</w:t>
+              <w:t>{{ low_event.completed_at | default('16:43:00') }}</w:t>
             </w:r>
           </w:p>
         </w:tc>
@@ -917,90 +2473,522 @@
       <w:tr>
         <w:tc>
           <w:tcPr>
-            <w:tcW w:type="dxa" w:w="1440"/>
+            <w:tcW w:type="dxa" w:w="1531"/>
+            <w:vAlign w:val="center"/>
+            <w:tcMar>
+              <w:top w:w="125" w:type="dxa"/>
+              <w:start w:w="130" w:type="dxa"/>
+              <w:bottom w:w="125" w:type="dxa"/>
+              <w:end w:w="130" w:type="dxa"/>
+            </w:tcMar>
+            <w:tcBorders>
+              <w:bottom w:val="single" w:sz="6" w:color="D9E2EC"/>
+            </w:tcBorders>
+            <w:shd w:fill="F7F9FB"/>
           </w:tcPr>
           <w:p>
             <w:r>
               <w:rPr>
-                <w:sz w:val="18"/>
+                <w:rFonts w:ascii="Noto Sans CJK SC" w:hAnsi="Noto Sans CJK SC" w:eastAsia="Noto Sans CJK SC"/>
+                <w:color w:val="64748B"/>
+                <w:sz w:val="16"/>
+                <w:lang w:val="zh-CN" w:eastAsia="zh-CN"/>
+                <w:b/>
+                <w:noProof/>
               </w:rPr>
-              <w:t>{%tr endfor %}</w:t>
+              <w:t>关键观测</w:t>
             </w:r>
           </w:p>
         </w:tc>
         <w:tc>
           <w:tcPr>
-            <w:tcW w:type="dxa" w:w="1440"/>
+            <w:tcW w:type="dxa" w:w="8107"/>
+            <w:vAlign w:val="center"/>
+            <w:tcMar>
+              <w:top w:w="125" w:type="dxa"/>
+              <w:start w:w="130" w:type="dxa"/>
+              <w:bottom w:w="125" w:type="dxa"/>
+              <w:end w:w="130" w:type="dxa"/>
+            </w:tcMar>
+            <w:gridSpan w:val="3"/>
+            <w:tcBorders>
+              <w:bottom w:val="single" w:sz="6" w:color="D9E2EC"/>
+            </w:tcBorders>
           </w:tcPr>
-          <w:p/>
+          <w:p>
+            <w:r>
+              <w:rPr>
+                <w:rFonts w:ascii="Noto Sans CJK SC" w:hAnsi="Noto Sans CJK SC" w:eastAsia="Noto Sans CJK SC"/>
+                <w:color w:val="243447"/>
+                <w:sz w:val="17"/>
+                <w:lang w:val="zh-CN" w:eastAsia="zh-CN"/>
+                <w:b w:val="0"/>
+                <w:noProof/>
+              </w:rPr>
+              <w:t>{{ low_event.key_observation | default('在线状态：恢复｜持续时间：3分钟') }}</w:t>
+            </w:r>
+          </w:p>
+        </w:tc>
+      </w:tr>
+      <w:tr>
+        <w:tc>
+          <w:tcPr>
+            <w:tcW w:type="dxa" w:w="1531"/>
+            <w:vAlign w:val="center"/>
+            <w:tcMar>
+              <w:top w:w="125" w:type="dxa"/>
+              <w:start w:w="130" w:type="dxa"/>
+              <w:bottom w:w="125" w:type="dxa"/>
+              <w:end w:w="130" w:type="dxa"/>
+            </w:tcMar>
+            <w:tcBorders>
+              <w:bottom w:val="single" w:sz="6" w:color="D9E2EC"/>
+            </w:tcBorders>
+            <w:shd w:fill="F7F9FB"/>
+          </w:tcPr>
+          <w:p>
+            <w:r>
+              <w:rPr>
+                <w:rFonts w:ascii="Noto Sans CJK SC" w:hAnsi="Noto Sans CJK SC" w:eastAsia="Noto Sans CJK SC"/>
+                <w:color w:val="64748B"/>
+                <w:sz w:val="16"/>
+                <w:lang w:val="zh-CN" w:eastAsia="zh-CN"/>
+                <w:b/>
+                <w:noProof/>
+              </w:rPr>
+              <w:t>处置情况</w:t>
+            </w:r>
+          </w:p>
         </w:tc>
         <w:tc>
           <w:tcPr>
-            <w:tcW w:type="dxa" w:w="1440"/>
+            <w:tcW w:type="dxa" w:w="8107"/>
+            <w:vAlign w:val="center"/>
+            <w:tcMar>
+              <w:top w:w="125" w:type="dxa"/>
+              <w:start w:w="130" w:type="dxa"/>
+              <w:bottom w:w="125" w:type="dxa"/>
+              <w:end w:w="130" w:type="dxa"/>
+            </w:tcMar>
+            <w:gridSpan w:val="3"/>
+            <w:tcBorders>
+              <w:bottom w:val="single" w:sz="6" w:color="D9E2EC"/>
+            </w:tcBorders>
           </w:tcPr>
-          <w:p/>
+          <w:p>
+            <w:r>
+              <w:rPr>
+                <w:rFonts w:ascii="Noto Sans CJK SC" w:hAnsi="Noto Sans CJK SC" w:eastAsia="Noto Sans CJK SC"/>
+                <w:color w:val="243447"/>
+                <w:sz w:val="17"/>
+                <w:lang w:val="zh-CN" w:eastAsia="zh-CN"/>
+                <w:b w:val="0"/>
+                <w:noProof/>
+              </w:rPr>
+              <w:t>{{ low_event.handling_summary | default('设备连接恢复，系统自动闭环') }}</w:t>
+            </w:r>
+          </w:p>
+        </w:tc>
+      </w:tr>
+      <w:tr>
+        <w:tc>
+          <w:tcPr>
+            <w:tcW w:type="dxa" w:w="1531"/>
+            <w:vAlign w:val="center"/>
+            <w:tcMar>
+              <w:top w:w="125" w:type="dxa"/>
+              <w:start w:w="130" w:type="dxa"/>
+              <w:bottom w:w="125" w:type="dxa"/>
+              <w:end w:w="130" w:type="dxa"/>
+            </w:tcMar>
+            <w:tcBorders>
+              <w:bottom w:val="single" w:sz="6" w:color="D9E2EC"/>
+            </w:tcBorders>
+            <w:shd w:fill="F7F9FB"/>
+          </w:tcPr>
+          <w:p>
+            <w:r>
+              <w:rPr>
+                <w:rFonts w:ascii="Noto Sans CJK SC" w:hAnsi="Noto Sans CJK SC" w:eastAsia="Noto Sans CJK SC"/>
+                <w:color w:val="64748B"/>
+                <w:sz w:val="16"/>
+                <w:lang w:val="zh-CN" w:eastAsia="zh-CN"/>
+                <w:b/>
+                <w:noProof/>
+              </w:rPr>
+              <w:t>事件摘要</w:t>
+            </w:r>
+          </w:p>
         </w:tc>
         <w:tc>
           <w:tcPr>
-            <w:tcW w:type="dxa" w:w="1440"/>
+            <w:tcW w:type="dxa" w:w="8107"/>
+            <w:vAlign w:val="center"/>
+            <w:tcMar>
+              <w:top w:w="125" w:type="dxa"/>
+              <w:start w:w="130" w:type="dxa"/>
+              <w:bottom w:w="125" w:type="dxa"/>
+              <w:end w:w="130" w:type="dxa"/>
+            </w:tcMar>
+            <w:gridSpan w:val="3"/>
+            <w:tcBorders>
+              <w:bottom w:val="single" w:sz="6" w:color="D9E2EC"/>
+            </w:tcBorders>
           </w:tcPr>
-          <w:p/>
-        </w:tc>
-        <w:tc>
-          <w:tcPr>
-            <w:tcW w:type="dxa" w:w="1440"/>
-          </w:tcPr>
-          <w:p/>
-        </w:tc>
-        <w:tc>
-          <w:tcPr>
-            <w:tcW w:type="dxa" w:w="1440"/>
-          </w:tcPr>
-          <w:p/>
+          <w:p>
+            <w:r>
+              <w:rPr>
+                <w:rFonts w:ascii="Noto Sans CJK SC" w:hAnsi="Noto Sans CJK SC" w:eastAsia="Noto Sans CJK SC"/>
+                <w:color w:val="243447"/>
+                <w:sz w:val="17"/>
+                <w:lang w:val="zh-CN" w:eastAsia="zh-CN"/>
+                <w:b w:val="0"/>
+                <w:noProof/>
+              </w:rPr>
+              <w:t>{{ low_event.summary | default('设备短时离线后恢复，未影响当日巡检记录。') }}</w:t>
+            </w:r>
+          </w:p>
         </w:tc>
       </w:tr>
     </w:tbl>
     <w:p>
       <w:pPr>
-        <w:pStyle w:val="Heading1"/>
-        <w:jc w:val="left"/>
+        <w:spacing w:after="40"/>
       </w:pPr>
-      <w:r>
-        <w:t>四、闭环情况</w:t>
-      </w:r>
-    </w:p>
-    <w:p>
-      <w:r>
-        <w:t>闭环率：{{ stats.closed_rate }}。未闭环事件需继续跟踪处置。</w:t>
-      </w:r>
-    </w:p>
-    <w:p>
-      <w:pPr>
-        <w:pStyle w:val="Heading1"/>
-        <w:jc w:val="left"/>
-      </w:pPr>
-      <w:r>
-        <w:t>五、数据来源</w:t>
-      </w:r>
-    </w:p>
-    <w:p>
-      <w:r>
-        <w:t>本报告所有统计数字均来自数据库表：{{ data_sources }}。</w:t>
-      </w:r>
-    </w:p>
-    <w:p>
-      <w:r>
-        <w:t>事件基础信息、处置动作、广播记录按报告日期自动汇总，未调用大模型自由生成事件内容。</w:t>
-      </w:r>
+      <w:bookmarkStart w:id="1" w:name="PatrolReportEnd"/>
+      <w:bookmarkEnd w:id="1"/>
     </w:p>
     <w:sectPr>
-      <w:pgSz w:w="12240" w:h="15840"/>
-      <w:pgMar w:top="1440" w:right="1800" w:bottom="1440" w:left="1800" w:header="720" w:footer="720" w:gutter="0"/>
+      <w:headerReference w:type="default" r:id="rId13"/>
+      <w:footerReference w:type="default" r:id="rId14"/>
+      <w:pgSz w:w="11906" w:h="16838"/>
+      <w:pgMar w:top="1077" w:right="1134" w:bottom="964" w:left="1134" w:header="397" w:footer="454" w:gutter="0"/>
       <w:cols w:space="720"/>
       <w:docGrid w:linePitch="360"/>
+      <w:pgNumType w:start="1"/>
     </w:sectPr>
   </w:body>
 </w:document>
+</file>
+
+<file path=word/footer1.xml><?xml version="1.0" encoding="utf-8"?>
+<w:ftr xmlns:m="http://schemas.openxmlformats.org/officeDocument/2006/math" xmlns:mc="http://schemas.openxmlformats.org/markup-compatibility/2006" xmlns:mo="http://schemas.microsoft.com/office/mac/office/2008/main" xmlns:mv="urn:schemas-microsoft-com:mac:vml" xmlns:o="urn:schemas-microsoft-com:office:office" xmlns:r="http://schemas.openxmlformats.org/officeDocument/2006/relationships" xmlns:v="urn:schemas-microsoft-com:vml" xmlns:w10="urn:schemas-microsoft-com:office:word" xmlns:w14="http://schemas.microsoft.com/office/word/2010/wordml" xmlns:w="http://schemas.openxmlformats.org/wordprocessingml/2006/main" xmlns:wne="http://schemas.microsoft.com/office/word/2006/wordml" xmlns:wp14="http://schemas.microsoft.com/office/word/2010/wordprocessingDrawing" xmlns:wp="http://schemas.openxmlformats.org/drawingml/2006/wordprocessingDrawing" xmlns:wpc="http://schemas.microsoft.com/office/word/2010/wordprocessingCanvas" xmlns:wpg="http://schemas.microsoft.com/office/word/2010/wordprocessingGroup" xmlns:wpi="http://schemas.microsoft.com/office/word/2010/wordprocessingInk" xmlns:wps="http://schemas.microsoft.com/office/word/2010/wordprocessingShape" mc:Ignorable="w14 wp14">
+  <w:p>
+    <w:pPr>
+      <w:pStyle w:val="Footer"/>
+      <w:spacing w:before="0" w:after="0" w:line="276" w:lineRule="auto"/>
+      <w:jc w:val="center"/>
+    </w:pPr>
+    <w:r>
+      <w:rPr>
+        <w:rFonts w:ascii="Noto Sans CJK SC" w:hAnsi="Noto Sans CJK SC" w:eastAsia="Noto Sans CJK SC"/>
+        <w:color w:val="64748B"/>
+        <w:sz w:val="15"/>
+        <w:lang w:val="zh-CN" w:eastAsia="zh-CN"/>
+        <w:b w:val="0"/>
+        <w:noProof/>
+      </w:rPr>
+      <w:t>每日巡检报告 · {{ report_date | default('YYYY-MM-DD') }}</w:t>
+    </w:r>
+  </w:p>
+</w:ftr>
+</file>
+
+<file path=word/footer2.xml><?xml version="1.0" encoding="utf-8"?>
+<w:ftr xmlns:m="http://schemas.openxmlformats.org/officeDocument/2006/math" xmlns:mc="http://schemas.openxmlformats.org/markup-compatibility/2006" xmlns:mo="http://schemas.microsoft.com/office/mac/office/2008/main" xmlns:mv="urn:schemas-microsoft-com:mac:vml" xmlns:o="urn:schemas-microsoft-com:office:office" xmlns:r="http://schemas.openxmlformats.org/officeDocument/2006/relationships" xmlns:v="urn:schemas-microsoft-com:vml" xmlns:w10="urn:schemas-microsoft-com:office:word" xmlns:w14="http://schemas.microsoft.com/office/word/2010/wordml" xmlns:w="http://schemas.openxmlformats.org/wordprocessingml/2006/main" xmlns:wne="http://schemas.microsoft.com/office/word/2006/wordml" xmlns:wp14="http://schemas.microsoft.com/office/word/2010/wordprocessingDrawing" xmlns:wp="http://schemas.openxmlformats.org/drawingml/2006/wordprocessingDrawing" xmlns:wpc="http://schemas.microsoft.com/office/word/2010/wordprocessingCanvas" xmlns:wpg="http://schemas.microsoft.com/office/word/2010/wordprocessingGroup" xmlns:wpi="http://schemas.microsoft.com/office/word/2010/wordprocessingInk" xmlns:wps="http://schemas.microsoft.com/office/word/2010/wordprocessingShape" mc:Ignorable="w14 wp14">
+  <w:p>
+    <w:pPr>
+      <w:pStyle w:val="Footer"/>
+      <w:spacing w:before="0" w:after="0" w:line="276" w:lineRule="auto"/>
+      <w:jc w:val="center"/>
+    </w:pPr>
+    <w:r>
+      <w:rPr>
+        <w:rFonts w:ascii="Noto Sans CJK SC" w:hAnsi="Noto Sans CJK SC" w:eastAsia="Noto Sans CJK SC"/>
+        <w:color w:val="64748B"/>
+        <w:sz w:val="15"/>
+        <w:lang w:val="zh-CN" w:eastAsia="zh-CN"/>
+        <w:b w:val="0"/>
+        <w:noProof/>
+      </w:rPr>
+      <w:t>每日巡检报告 · {{ report_date | default('YYYY-MM-DD') }}</w:t>
+    </w:r>
+    <w:r>
+      <w:rPr>
+        <w:rFonts w:ascii="Noto Sans CJK SC" w:hAnsi="Noto Sans CJK SC" w:eastAsia="Noto Sans CJK SC"/>
+        <w:color w:val="D9E2EC"/>
+        <w:sz w:val="15"/>
+        <w:lang w:val="zh-CN" w:eastAsia="zh-CN"/>
+        <w:b w:val="0"/>
+        <w:noProof/>
+      </w:rPr>
+      <w:t xml:space="preserve">    ·    </w:t>
+    </w:r>
+    <w:r>
+      <w:rPr>
+        <w:rFonts w:ascii="Noto Sans CJK SC" w:hAnsi="Noto Sans CJK SC" w:eastAsia="Noto Sans CJK SC"/>
+        <w:color w:val="64748B"/>
+        <w:sz w:val="16"/>
+        <w:lang w:val="zh-CN" w:eastAsia="zh-CN"/>
+        <w:b w:val="0"/>
+        <w:noProof/>
+      </w:rPr>
+      <w:fldChar w:fldCharType="begin"/>
+      <w:instrText xml:space="preserve">PAGE</w:instrText>
+      <w:fldChar w:fldCharType="separate"/>
+      <w:t>1</w:t>
+      <w:fldChar w:fldCharType="end"/>
+    </w:r>
+    <w:r>
+      <w:rPr>
+        <w:rFonts w:ascii="Noto Sans CJK SC" w:hAnsi="Noto Sans CJK SC" w:eastAsia="Noto Sans CJK SC"/>
+        <w:color w:val="64748B"/>
+        <w:sz w:val="16"/>
+        <w:lang w:val="zh-CN" w:eastAsia="zh-CN"/>
+        <w:b w:val="0"/>
+        <w:noProof/>
+      </w:rPr>
+      <w:t>/</w:t>
+    </w:r>
+    <w:r>
+      <w:rPr>
+        <w:rFonts w:ascii="Noto Sans CJK SC" w:hAnsi="Noto Sans CJK SC" w:eastAsia="Noto Sans CJK SC"/>
+        <w:color w:val="64748B"/>
+        <w:sz w:val="16"/>
+        <w:lang w:val="zh-CN" w:eastAsia="zh-CN"/>
+        <w:b w:val="0"/>
+        <w:noProof/>
+      </w:rPr>
+      <w:fldChar w:fldCharType="begin"/>
+      <w:instrText xml:space="preserve">PAGEREF PatrolReportEnd</w:instrText>
+      <w:fldChar w:fldCharType="separate"/>
+      <w:t>4</w:t>
+      <w:fldChar w:fldCharType="end"/>
+    </w:r>
+  </w:p>
+</w:ftr>
+</file>
+
+<file path=word/header1.xml><?xml version="1.0" encoding="utf-8"?>
+<w:hdr xmlns:m="http://schemas.openxmlformats.org/officeDocument/2006/math" xmlns:mc="http://schemas.openxmlformats.org/markup-compatibility/2006" xmlns:mo="http://schemas.microsoft.com/office/mac/office/2008/main" xmlns:mv="urn:schemas-microsoft-com:mac:vml" xmlns:o="urn:schemas-microsoft-com:office:office" xmlns:r="http://schemas.openxmlformats.org/officeDocument/2006/relationships" xmlns:v="urn:schemas-microsoft-com:vml" xmlns:w10="urn:schemas-microsoft-com:office:word" xmlns:w14="http://schemas.microsoft.com/office/word/2010/wordml" xmlns:w="http://schemas.openxmlformats.org/wordprocessingml/2006/main" xmlns:wne="http://schemas.microsoft.com/office/word/2006/wordml" xmlns:wp14="http://schemas.microsoft.com/office/word/2010/wordprocessingDrawing" xmlns:wp="http://schemas.openxmlformats.org/drawingml/2006/wordprocessingDrawing" xmlns:wpc="http://schemas.microsoft.com/office/word/2010/wordprocessingCanvas" xmlns:wpg="http://schemas.microsoft.com/office/word/2010/wordprocessingGroup" xmlns:wpi="http://schemas.microsoft.com/office/word/2010/wordprocessingInk" xmlns:wps="http://schemas.microsoft.com/office/word/2010/wordprocessingShape" mc:Ignorable="w14 wp14">
+  <w:p>
+    <w:pPr>
+      <w:pStyle w:val="Header"/>
+    </w:pPr>
+  </w:p>
+  <w:tbl>
+    <w:tblPr>
+      <w:tblW w:type="auto" w:w="0"/>
+      <w:jc w:val="center"/>
+      <w:tblLook w:firstColumn="1" w:firstRow="1" w:lastColumn="0" w:lastRow="0" w:noHBand="0" w:noVBand="1" w:val="04A0"/>
+    </w:tblPr>
+    <w:tblGrid>
+      <w:gridCol w:w="4819"/>
+      <w:gridCol w:w="4819"/>
+    </w:tblGrid>
+    <w:tr>
+      <w:tc>
+        <w:tcPr>
+          <w:tcW w:type="dxa" w:w="4819"/>
+          <w:tcBorders>
+            <w:top w:val="nil"/>
+            <w:bottom w:val="single" w:sz="8" w:color="0B4F8A"/>
+            <w:start w:val="nil"/>
+            <w:end w:val="nil"/>
+          </w:tcBorders>
+          <w:vAlign w:val="bottom"/>
+        </w:tcPr>
+        <w:p>
+          <w:r>
+            <w:drawing>
+              <wp:inline xmlns:a="http://schemas.openxmlformats.org/drawingml/2006/main" xmlns:pic="http://schemas.openxmlformats.org/drawingml/2006/picture">
+                <wp:extent cx="1188000" cy="486000"/>
+                <wp:docPr id="1" name="Picture 1"/>
+                <wp:cNvGraphicFramePr>
+                  <a:graphicFrameLocks noChangeAspect="1"/>
+                </wp:cNvGraphicFramePr>
+                <a:graphic>
+                  <a:graphicData uri="http://schemas.openxmlformats.org/drawingml/2006/picture">
+                    <pic:pic>
+                      <pic:nvPicPr>
+                        <pic:cNvPr id="0" name="report_logo.png"/>
+                        <pic:cNvPicPr/>
+                      </pic:nvPicPr>
+                      <pic:blipFill>
+                        <a:blip r:embed="rId1"/>
+                        <a:stretch>
+                          <a:fillRect/>
+                        </a:stretch>
+                      </pic:blipFill>
+                      <pic:spPr>
+                        <a:xfrm>
+                          <a:off x="0" y="0"/>
+                          <a:ext cx="1188000" cy="486000"/>
+                        </a:xfrm>
+                        <a:prstGeom prst="rect"/>
+                      </pic:spPr>
+                    </pic:pic>
+                  </a:graphicData>
+                </a:graphic>
+              </wp:inline>
+            </w:drawing>
+          </w:r>
+        </w:p>
+      </w:tc>
+      <w:tc>
+        <w:tcPr>
+          <w:tcW w:type="dxa" w:w="4819"/>
+          <w:tcBorders>
+            <w:top w:val="nil"/>
+            <w:bottom w:val="single" w:sz="8" w:color="0B4F8A"/>
+            <w:start w:val="nil"/>
+            <w:end w:val="nil"/>
+          </w:tcBorders>
+          <w:vAlign w:val="bottom"/>
+        </w:tcPr>
+        <w:p>
+          <w:pPr>
+            <w:spacing w:before="0" w:after="0" w:line="240" w:lineRule="auto"/>
+            <w:jc w:val="right"/>
+          </w:pPr>
+          <w:r>
+            <w:rPr>
+              <w:rFonts w:ascii="Noto Sans CJK SC" w:hAnsi="Noto Sans CJK SC" w:eastAsia="Noto Sans CJK SC"/>
+              <w:color w:val="64748B"/>
+              <w:sz w:val="16"/>
+              <w:lang w:val="zh-CN" w:eastAsia="zh-CN"/>
+              <w:b w:val="0"/>
+              <w:noProof/>
+            </w:rPr>
+            <w:t>大藤峡工程空地联动每日巡检报告</w:t>
+          </w:r>
+          <w:r>
+            <w:rPr>
+              <w:rFonts w:ascii="Noto Sans CJK SC" w:hAnsi="Noto Sans CJK SC" w:eastAsia="Noto Sans CJK SC"/>
+              <w:color w:val="0B4F8A"/>
+              <w:sz w:val="16"/>
+              <w:lang w:val="zh-CN" w:eastAsia="zh-CN"/>
+              <w:b/>
+              <w:noProof/>
+            </w:rPr>
+            <w:t xml:space="preserve">   {{ report_date | default('YYYY-MM-DD') }}</w:t>
+          </w:r>
+        </w:p>
+      </w:tc>
+    </w:tr>
+  </w:tbl>
+</w:hdr>
+</file>
+
+<file path=word/header2.xml><?xml version="1.0" encoding="utf-8"?>
+<w:hdr xmlns:m="http://schemas.openxmlformats.org/officeDocument/2006/math" xmlns:mc="http://schemas.openxmlformats.org/markup-compatibility/2006" xmlns:mo="http://schemas.microsoft.com/office/mac/office/2008/main" xmlns:mv="urn:schemas-microsoft-com:mac:vml" xmlns:o="urn:schemas-microsoft-com:office:office" xmlns:r="http://schemas.openxmlformats.org/officeDocument/2006/relationships" xmlns:v="urn:schemas-microsoft-com:vml" xmlns:w10="urn:schemas-microsoft-com:office:word" xmlns:w14="http://schemas.microsoft.com/office/word/2010/wordml" xmlns:w="http://schemas.openxmlformats.org/wordprocessingml/2006/main" xmlns:wne="http://schemas.microsoft.com/office/word/2006/wordml" xmlns:wp14="http://schemas.microsoft.com/office/word/2010/wordprocessingDrawing" xmlns:wp="http://schemas.openxmlformats.org/drawingml/2006/wordprocessingDrawing" xmlns:wpc="http://schemas.microsoft.com/office/word/2010/wordprocessingCanvas" xmlns:wpg="http://schemas.microsoft.com/office/word/2010/wordprocessingGroup" xmlns:wpi="http://schemas.microsoft.com/office/word/2010/wordprocessingInk" xmlns:wps="http://schemas.microsoft.com/office/word/2010/wordprocessingShape" mc:Ignorable="w14 wp14">
+  <w:p>
+    <w:pPr>
+      <w:pStyle w:val="Header"/>
+    </w:pPr>
+  </w:p>
+  <w:tbl>
+    <w:tblPr>
+      <w:tblW w:type="auto" w:w="0"/>
+      <w:jc w:val="center"/>
+      <w:tblLook w:firstColumn="1" w:firstRow="1" w:lastColumn="0" w:lastRow="0" w:noHBand="0" w:noVBand="1" w:val="04A0"/>
+    </w:tblPr>
+    <w:tblGrid>
+      <w:gridCol w:w="4819"/>
+      <w:gridCol w:w="4819"/>
+    </w:tblGrid>
+    <w:tr>
+      <w:tc>
+        <w:tcPr>
+          <w:tcW w:type="dxa" w:w="4819"/>
+          <w:tcBorders>
+            <w:top w:val="nil"/>
+            <w:bottom w:val="single" w:sz="8" w:color="0B4F8A"/>
+            <w:start w:val="nil"/>
+            <w:end w:val="nil"/>
+          </w:tcBorders>
+          <w:vAlign w:val="bottom"/>
+        </w:tcPr>
+        <w:p>
+          <w:r>
+            <w:drawing>
+              <wp:inline xmlns:a="http://schemas.openxmlformats.org/drawingml/2006/main" xmlns:pic="http://schemas.openxmlformats.org/drawingml/2006/picture">
+                <wp:extent cx="1188000" cy="486000"/>
+                <wp:docPr id="1" name="Picture 1"/>
+                <wp:cNvGraphicFramePr>
+                  <a:graphicFrameLocks noChangeAspect="1"/>
+                </wp:cNvGraphicFramePr>
+                <a:graphic>
+                  <a:graphicData uri="http://schemas.openxmlformats.org/drawingml/2006/picture">
+                    <pic:pic>
+                      <pic:nvPicPr>
+                        <pic:cNvPr id="0" name="report_logo.png"/>
+                        <pic:cNvPicPr/>
+                      </pic:nvPicPr>
+                      <pic:blipFill>
+                        <a:blip r:embed="rId1"/>
+                        <a:stretch>
+                          <a:fillRect/>
+                        </a:stretch>
+                      </pic:blipFill>
+                      <pic:spPr>
+                        <a:xfrm>
+                          <a:off x="0" y="0"/>
+                          <a:ext cx="1188000" cy="486000"/>
+                        </a:xfrm>
+                        <a:prstGeom prst="rect"/>
+                      </pic:spPr>
+                    </pic:pic>
+                  </a:graphicData>
+                </a:graphic>
+              </wp:inline>
+            </w:drawing>
+          </w:r>
+        </w:p>
+      </w:tc>
+      <w:tc>
+        <w:tcPr>
+          <w:tcW w:type="dxa" w:w="4819"/>
+          <w:tcBorders>
+            <w:top w:val="nil"/>
+            <w:bottom w:val="single" w:sz="8" w:color="0B4F8A"/>
+            <w:start w:val="nil"/>
+            <w:end w:val="nil"/>
+          </w:tcBorders>
+          <w:vAlign w:val="bottom"/>
+        </w:tcPr>
+        <w:p>
+          <w:pPr>
+            <w:spacing w:before="0" w:after="0" w:line="240" w:lineRule="auto"/>
+            <w:jc w:val="right"/>
+          </w:pPr>
+          <w:r>
+            <w:rPr>
+              <w:rFonts w:ascii="Noto Sans CJK SC" w:hAnsi="Noto Sans CJK SC" w:eastAsia="Noto Sans CJK SC"/>
+              <w:color w:val="64748B"/>
+              <w:sz w:val="16"/>
+              <w:lang w:val="zh-CN" w:eastAsia="zh-CN"/>
+              <w:b w:val="0"/>
+              <w:noProof/>
+            </w:rPr>
+            <w:t>大藤峡工程空地联动每日巡检报告</w:t>
+          </w:r>
+          <w:r>
+            <w:rPr>
+              <w:rFonts w:ascii="Noto Sans CJK SC" w:hAnsi="Noto Sans CJK SC" w:eastAsia="Noto Sans CJK SC"/>
+              <w:color w:val="0B4F8A"/>
+              <w:sz w:val="16"/>
+              <w:lang w:val="zh-CN" w:eastAsia="zh-CN"/>
+              <w:b/>
+              <w:noProof/>
+            </w:rPr>
+            <w:t xml:space="preserve">   {{ report_date | default('YYYY-MM-DD') }}</w:t>
+          </w:r>
+        </w:p>
+      </w:tc>
+    </w:tr>
+  </w:tbl>
+</w:hdr>
 </file>
 
 <file path=word/numbering.xml><?xml version="1.0" encoding="utf-8"?>
@@ -1367,8 +3355,8 @@
     <w:qFormat/>
     <w:rsid w:val="00FC693F"/>
     <w:rPr>
-      <w:rFonts w:ascii="SimSun" w:hAnsi="SimSun"/>
-      <w:sz w:val="21"/>
+      <w:rFonts w:ascii="Noto Sans CJK SC" w:hAnsi="Noto Sans CJK SC" w:eastAsia="Noto Sans CJK SC"/>
+      <w:sz w:val="18"/>
     </w:rPr>
   </w:style>
   <w:style w:type="paragraph" w:styleId="Header">
